--- a/file/Proyecto de tesis -Nilson Julca Celiz.docx
+++ b/file/Proyecto de tesis -Nilson Julca Celiz.docx
@@ -15,6 +15,17 @@
           <w:lang w:val="es-ES"/>
         </w:rPr>
       </w:pPr>
+      <w:r>
+        <w:rPr>
+          <w:rFonts w:ascii="Times New Roman" w:hAnsi="Times New Roman" w:cs="Times New Roman"/>
+          <w:b/>
+          <w:bCs/>
+          <w:sz w:val="32"/>
+          <w:szCs w:val="32"/>
+          <w:lang w:val="es-ES"/>
+        </w:rPr>
+        <w:t xml:space="preserve"> </w:t>
+      </w:r>
       <w:r>
         <w:rPr>
           <w:rFonts w:ascii="Times New Roman" w:hAnsi="Times New Roman" w:cs="Times New Roman"/>
@@ -699,23 +710,7 @@
           <w:sz w:val="24"/>
           <w:szCs w:val="24"/>
         </w:rPr>
-        <w:t xml:space="preserve"> spp?</w:t>
-      </w:r>
-      <w:r>
-        <w:rPr>
-          <w:rFonts w:ascii="Times New Roman" w:hAnsi="Times New Roman" w:cs="Times New Roman"/>
-          <w:sz w:val="24"/>
-          <w:szCs w:val="24"/>
-        </w:rPr>
-        <w:t xml:space="preserve"> </w:t>
-      </w:r>
-      <w:r>
-        <w:rPr>
-          <w:rFonts w:ascii="Times New Roman" w:hAnsi="Times New Roman" w:cs="Times New Roman"/>
-          <w:sz w:val="24"/>
-          <w:szCs w:val="24"/>
-        </w:rPr>
-        <w:t>¿que afecta a los pinos en la región Amazonas, Perú, y cómo puede esta información contribuir a su adecuada identificación y manejo?</w:t>
+        <w:t xml:space="preserve"> spp? ¿que afecta a los pinos en la región Amazonas, Perú, y cómo puede esta información contribuir a su adecuada identificación y manejo?</w:t>
       </w:r>
     </w:p>
     <w:p>
@@ -779,6 +774,7 @@
           <w:szCs w:val="24"/>
         </w:rPr>
       </w:pPr>
+      <w:bookmarkStart w:id="1" w:name="_Hlk200442363"/>
       <w:r>
         <w:rPr>
           <w:rFonts w:ascii="Times New Roman" w:hAnsi="Times New Roman" w:cs="Times New Roman"/>
@@ -809,6 +805,7 @@
         <w:t xml:space="preserve"> en la region Amazonas, Perú.</w:t>
       </w:r>
     </w:p>
+    <w:bookmarkEnd w:id="1"/>
     <w:p>
       <w:pPr>
         <w:pStyle w:val="Prrafodelista"/>
@@ -872,23 +869,7 @@
           <w:sz w:val="24"/>
           <w:szCs w:val="24"/>
         </w:rPr>
-        <w:t>las características morfológicas externas e internas de los ejemplares</w:t>
-      </w:r>
-      <w:r>
-        <w:rPr>
-          <w:rFonts w:ascii="Times New Roman" w:hAnsi="Times New Roman" w:cs="Times New Roman"/>
-          <w:sz w:val="24"/>
-          <w:szCs w:val="24"/>
-        </w:rPr>
-        <w:t xml:space="preserve"> adultos de</w:t>
-      </w:r>
-      <w:r>
-        <w:rPr>
-          <w:rFonts w:ascii="Times New Roman" w:hAnsi="Times New Roman" w:cs="Times New Roman"/>
-          <w:sz w:val="24"/>
-          <w:szCs w:val="24"/>
-        </w:rPr>
-        <w:t xml:space="preserve"> </w:t>
+        <w:t xml:space="preserve">las características morfológicas externas e internas de los ejemplares adultos de </w:t>
       </w:r>
       <w:r>
         <w:rPr>
@@ -969,6 +950,920 @@
     </w:p>
     <w:p>
       <w:pPr>
+        <w:pStyle w:val="Prrafodelista"/>
+        <w:rPr>
+          <w:rFonts w:ascii="Times New Roman" w:hAnsi="Times New Roman" w:cs="Times New Roman"/>
+          <w:sz w:val="24"/>
+          <w:szCs w:val="24"/>
+        </w:rPr>
+      </w:pPr>
+    </w:p>
+    <w:p>
+      <w:pPr>
+        <w:pStyle w:val="Prrafodelista"/>
+        <w:numPr>
+          <w:ilvl w:val="0"/>
+          <w:numId w:val="12"/>
+        </w:numPr>
+        <w:rPr>
+          <w:rFonts w:ascii="Times New Roman" w:hAnsi="Times New Roman" w:cs="Times New Roman"/>
+          <w:b/>
+          <w:bCs/>
+          <w:sz w:val="24"/>
+          <w:szCs w:val="24"/>
+        </w:rPr>
+      </w:pPr>
+      <w:r>
+        <w:rPr>
+          <w:rFonts w:ascii="Times New Roman" w:hAnsi="Times New Roman" w:cs="Times New Roman"/>
+          <w:b/>
+          <w:bCs/>
+          <w:sz w:val="24"/>
+          <w:szCs w:val="24"/>
+        </w:rPr>
+        <w:t xml:space="preserve">Antecedentes </w:t>
+      </w:r>
+    </w:p>
+    <w:p>
+      <w:pPr>
+        <w:spacing w:line="360" w:lineRule="auto"/>
+        <w:jc w:val="both"/>
+        <w:rPr>
+          <w:rFonts w:ascii="Times New Roman" w:hAnsi="Times New Roman" w:cs="Times New Roman"/>
+          <w:sz w:val="24"/>
+          <w:szCs w:val="24"/>
+        </w:rPr>
+      </w:pPr>
+      <w:r>
+        <w:rPr>
+          <w:rFonts w:ascii="Times New Roman" w:hAnsi="Times New Roman" w:cs="Times New Roman"/>
+          <w:sz w:val="24"/>
+          <w:szCs w:val="24"/>
+        </w:rPr>
+        <w:t xml:space="preserve">Según (Halpern &amp; Spies, 1995), en los ultimos años se ha mostrado un gran preocupacion por la perdida y reducion de especies forestales, ademas tambien se ha logrado demostrar que existe una estrecha relacion entre la diversidad de especies y los diversos servicios ecosistemicos. Por otro lado (Kausrud et al., 2012) menciona que en los ultimos años se ha visto cambios rápidos y concurrentes en la estructura del paisaje, la distribución de las especies e incluso el clima como consecuencias de la actividad humana. (Liebhold et al., 1995) determina que inavasion de diversas plagas y otros microorganismos biologicos afectan de alguna manera los ecosistemas forestales. </w:t>
+      </w:r>
+    </w:p>
+    <w:p>
+      <w:pPr>
+        <w:spacing w:line="360" w:lineRule="auto"/>
+        <w:jc w:val="both"/>
+        <w:rPr>
+          <w:rFonts w:ascii="Times New Roman" w:hAnsi="Times New Roman" w:cs="Times New Roman"/>
+          <w:sz w:val="24"/>
+          <w:szCs w:val="24"/>
+        </w:rPr>
+      </w:pPr>
+      <w:r>
+        <w:rPr>
+          <w:rFonts w:ascii="Times New Roman" w:hAnsi="Times New Roman" w:cs="Times New Roman"/>
+          <w:sz w:val="24"/>
+          <w:szCs w:val="24"/>
+        </w:rPr>
+        <w:t>(Dukes et al., 2009) menciona que las especies de plagas de insectos autoctonas y no autoctonas tienen la suficiente capacidad de modificar y alterar las fases ecologicas en los arboles forestales, la cual no solo genera daños a los habitad de estas especies, si no que tambien de alguna manera afecta la economia. La investigación en los diversos enfoques de caracterización morfológica y molecular en plagas de especies forestales ha tenido mucha importancia y las que están relacionadas con los daños hacia los pinos.  La necesidad de diversos lugares del mundo, han conllevado a mostrar interés por la identificación precisa de estas plagas como el de Oxydia spp. Bustillo (1977) llevó a cabo investigaciones sobre el “medidor gigante” Oxydia trychiata, enfocándose en su desarrollo en función de dietas naturales y temperatura mediante estudios morfológicos y de ciclo de vida en plantaciones de pino patula en Antioquia, Colombia.</w:t>
+      </w:r>
+    </w:p>
+    <w:p>
+      <w:pPr>
+        <w:spacing w:line="360" w:lineRule="auto"/>
+        <w:jc w:val="both"/>
+        <w:rPr>
+          <w:rFonts w:ascii="Times New Roman" w:hAnsi="Times New Roman" w:cs="Times New Roman"/>
+          <w:sz w:val="24"/>
+          <w:szCs w:val="24"/>
+        </w:rPr>
+      </w:pPr>
+      <w:r>
+        <w:rPr>
+          <w:rFonts w:ascii="Times New Roman" w:hAnsi="Times New Roman" w:cs="Times New Roman"/>
+          <w:sz w:val="24"/>
+          <w:szCs w:val="24"/>
+        </w:rPr>
+        <w:t>(Mani et al., 2022) mencion la importancia de realizar tecnicas de clasificación e identificación de insectos y como estas han ido evolucionando y desafiando a la sociedad cientifica debido al poco interes en la taxonomia de las especies y algunas limitaciones economicas. (Mandal et al., 2014) menciona y respalda la importancia de la nuevas tecnologias para la identificacion de insectos mediante estudios filogeneticos, por lo tanto, la utilizacion de marcadores moleculares pueden ser claves en investigaciones relacionadas a la identificacion precisa de muchos microorganimos, en particular insectos. Zhou et al. (2006) realizaron análisis moleculares (secuencias de ADN) para identificar especies de Ophiostoma, hongos asociados a escolítidos del pino en Sudáfrica, validando especies por marcador molecular e identificando nuevos taxones. Álvarez et al. destacan el uso de secuencias de genes COI, 28S, EF‑1α, wg y H3 para caracterizar molecularmente Toumeyella parvicornis, plaga emergente del pino en Europa</w:t>
+      </w:r>
+    </w:p>
+    <w:p>
+      <w:pPr>
+        <w:spacing w:line="360" w:lineRule="auto"/>
+        <w:jc w:val="both"/>
+        <w:rPr>
+          <w:rFonts w:ascii="Times New Roman" w:hAnsi="Times New Roman" w:cs="Times New Roman"/>
+          <w:sz w:val="24"/>
+          <w:szCs w:val="24"/>
+        </w:rPr>
+      </w:pPr>
+      <w:r>
+        <w:rPr>
+          <w:rFonts w:ascii="Times New Roman" w:hAnsi="Times New Roman" w:cs="Times New Roman"/>
+          <w:sz w:val="24"/>
+          <w:szCs w:val="24"/>
+        </w:rPr>
+        <w:t>El Perú es uno de los países con poca investigación en relación a la identificación morfológica y molecular en respecto a daños por plagas en especies forestales, pero ya se está mostrando un interés por los diversos factores que dañas a las especies forestales, como es el caso de las plagas, que han influenciado de una manera significativa en el zonas andinas y amazónicas. Para comprender la plaga de Oxydia spp. en la región de Amazonas, Perú, es crucial conocer ciertos aspectos específicos del área. Esta región se distingue por su rica diversidad ecológica, que incluye desde bosques tropicales hasta zonas montañosas, lo que favorece el desarrollo de una amplia gama de flora, incluyendo árboles como los pinos y otras coníferas.</w:t>
+      </w:r>
+    </w:p>
+    <w:p>
+      <w:pPr>
+        <w:pStyle w:val="Prrafodelista"/>
+        <w:numPr>
+          <w:ilvl w:val="0"/>
+          <w:numId w:val="12"/>
+        </w:numPr>
+        <w:spacing w:line="360" w:lineRule="auto"/>
+        <w:rPr>
+          <w:rFonts w:ascii="Times New Roman" w:hAnsi="Times New Roman" w:cs="Times New Roman"/>
+          <w:b/>
+          <w:bCs/>
+          <w:sz w:val="24"/>
+          <w:szCs w:val="24"/>
+        </w:rPr>
+      </w:pPr>
+      <w:r>
+        <w:rPr>
+          <w:rFonts w:ascii="Times New Roman" w:hAnsi="Times New Roman" w:cs="Times New Roman"/>
+          <w:b/>
+          <w:bCs/>
+          <w:sz w:val="24"/>
+          <w:szCs w:val="24"/>
+        </w:rPr>
+        <w:t>Hipotesis.</w:t>
+      </w:r>
+    </w:p>
+    <w:p>
+      <w:pPr>
+        <w:spacing w:line="360" w:lineRule="auto"/>
+        <w:jc w:val="both"/>
+        <w:rPr>
+          <w:rFonts w:ascii="Times New Roman" w:hAnsi="Times New Roman" w:cs="Times New Roman"/>
+        </w:rPr>
+      </w:pPr>
+      <w:r>
+        <w:rPr>
+          <w:rFonts w:ascii="Times New Roman" w:hAnsi="Times New Roman" w:cs="Times New Roman"/>
+          <w:sz w:val="24"/>
+          <w:szCs w:val="24"/>
+        </w:rPr>
+        <w:t>La caracterización morfológica y molecular de la plaga del pino Oxydia spp. en Chachapoyas permitirá identificar diferencias significativas en su estructura genética y morfológica, lo cual contribuirá al desarrollo de estrategias de manejo y control específicos en esta región</w:t>
+      </w:r>
+      <w:r>
+        <w:rPr>
+          <w:rFonts w:ascii="Times New Roman" w:hAnsi="Times New Roman" w:cs="Times New Roman"/>
+        </w:rPr>
+        <w:t>.</w:t>
+      </w:r>
+    </w:p>
+    <w:p>
+      <w:pPr>
+        <w:pStyle w:val="Prrafodelista"/>
+        <w:numPr>
+          <w:ilvl w:val="0"/>
+          <w:numId w:val="12"/>
+        </w:numPr>
+        <w:spacing w:line="360" w:lineRule="auto"/>
+        <w:jc w:val="both"/>
+        <w:rPr>
+          <w:rFonts w:ascii="Times New Roman" w:hAnsi="Times New Roman" w:cs="Times New Roman"/>
+          <w:b/>
+          <w:bCs/>
+          <w:sz w:val="24"/>
+          <w:szCs w:val="24"/>
+        </w:rPr>
+      </w:pPr>
+      <w:r>
+        <w:rPr>
+          <w:rFonts w:ascii="Times New Roman" w:hAnsi="Times New Roman" w:cs="Times New Roman"/>
+          <w:b/>
+          <w:bCs/>
+          <w:sz w:val="24"/>
+          <w:szCs w:val="24"/>
+        </w:rPr>
+        <w:t xml:space="preserve">Metodología </w:t>
+      </w:r>
+    </w:p>
+    <w:p>
+      <w:pPr>
+        <w:pStyle w:val="Prrafodelista"/>
+        <w:numPr>
+          <w:ilvl w:val="0"/>
+          <w:numId w:val="16"/>
+        </w:numPr>
+        <w:spacing w:line="360" w:lineRule="auto"/>
+        <w:jc w:val="both"/>
+        <w:rPr>
+          <w:rFonts w:ascii="Times New Roman" w:hAnsi="Times New Roman" w:cs="Times New Roman"/>
+          <w:sz w:val="24"/>
+          <w:szCs w:val="24"/>
+        </w:rPr>
+      </w:pPr>
+      <w:r>
+        <w:rPr>
+          <w:rFonts w:ascii="Times New Roman" w:hAnsi="Times New Roman" w:cs="Times New Roman"/>
+          <w:b/>
+          <w:bCs/>
+          <w:sz w:val="24"/>
+          <w:szCs w:val="24"/>
+        </w:rPr>
+        <w:t>Población</w:t>
+      </w:r>
+      <w:r>
+        <w:rPr>
+          <w:rFonts w:ascii="Times New Roman" w:hAnsi="Times New Roman" w:cs="Times New Roman"/>
+          <w:sz w:val="24"/>
+          <w:szCs w:val="24"/>
+        </w:rPr>
+        <w:t xml:space="preserve">: Todos los ejemplares adultos de Oxydia spp. presentes en los árboles de pino de la provincia de Chachapoyas. </w:t>
+      </w:r>
+    </w:p>
+    <w:p>
+      <w:pPr>
+        <w:pStyle w:val="Prrafodelista"/>
+        <w:numPr>
+          <w:ilvl w:val="0"/>
+          <w:numId w:val="16"/>
+        </w:numPr>
+        <w:spacing w:line="360" w:lineRule="auto"/>
+        <w:jc w:val="both"/>
+        <w:rPr>
+          <w:rFonts w:ascii="Times New Roman" w:hAnsi="Times New Roman" w:cs="Times New Roman"/>
+          <w:sz w:val="24"/>
+          <w:szCs w:val="24"/>
+        </w:rPr>
+      </w:pPr>
+      <w:r>
+        <w:rPr>
+          <w:rFonts w:ascii="Times New Roman" w:hAnsi="Times New Roman" w:cs="Times New Roman"/>
+          <w:b/>
+          <w:bCs/>
+          <w:sz w:val="24"/>
+          <w:szCs w:val="24"/>
+        </w:rPr>
+        <w:t>Muestra</w:t>
+      </w:r>
+      <w:r>
+        <w:rPr>
+          <w:rFonts w:ascii="Times New Roman" w:hAnsi="Times New Roman" w:cs="Times New Roman"/>
+          <w:sz w:val="24"/>
+          <w:szCs w:val="24"/>
+        </w:rPr>
+        <w:t>: la muestra de este trabajo de investigación seria un conjunto de 300 individuos de Oxydia spp. recolectados en varios puntos representativos de los pinares de Chachapoyas.</w:t>
+      </w:r>
+    </w:p>
+    <w:p>
+      <w:pPr>
+        <w:pStyle w:val="Prrafodelista"/>
+        <w:numPr>
+          <w:ilvl w:val="0"/>
+          <w:numId w:val="16"/>
+        </w:numPr>
+        <w:spacing w:line="360" w:lineRule="auto"/>
+        <w:jc w:val="both"/>
+        <w:rPr>
+          <w:rFonts w:ascii="Times New Roman" w:hAnsi="Times New Roman" w:cs="Times New Roman"/>
+          <w:sz w:val="24"/>
+          <w:szCs w:val="24"/>
+        </w:rPr>
+      </w:pPr>
+      <w:r>
+        <w:rPr>
+          <w:rFonts w:ascii="Times New Roman" w:hAnsi="Times New Roman" w:cs="Times New Roman"/>
+          <w:b/>
+          <w:bCs/>
+          <w:sz w:val="24"/>
+          <w:szCs w:val="24"/>
+        </w:rPr>
+        <w:t>Muestreo</w:t>
+      </w:r>
+      <w:r>
+        <w:rPr>
+          <w:rFonts w:ascii="Times New Roman" w:hAnsi="Times New Roman" w:cs="Times New Roman"/>
+          <w:sz w:val="24"/>
+          <w:szCs w:val="24"/>
+        </w:rPr>
+        <w:t>: Un muestreo probabilístico en este trabajo de investigación garantiza que los resultados sean representativos, estadísticamente válidos y generalizables a toda la población de agricultores dedicados a la reforestación de árboles maderables en Chachapoyas.</w:t>
+      </w:r>
+    </w:p>
+    <w:p>
+      <w:pPr>
+        <w:pStyle w:val="Prrafodelista"/>
+        <w:numPr>
+          <w:ilvl w:val="0"/>
+          <w:numId w:val="12"/>
+        </w:numPr>
+        <w:spacing w:line="360" w:lineRule="auto"/>
+        <w:jc w:val="both"/>
+        <w:rPr>
+          <w:rFonts w:ascii="Times New Roman" w:hAnsi="Times New Roman" w:cs="Times New Roman"/>
+          <w:b/>
+          <w:bCs/>
+          <w:sz w:val="24"/>
+          <w:szCs w:val="24"/>
+        </w:rPr>
+      </w:pPr>
+      <w:r>
+        <w:rPr>
+          <w:rFonts w:ascii="Times New Roman" w:hAnsi="Times New Roman" w:cs="Times New Roman"/>
+          <w:b/>
+          <w:bCs/>
+          <w:sz w:val="24"/>
+          <w:szCs w:val="24"/>
+        </w:rPr>
+        <w:t xml:space="preserve">Variables de estudio </w:t>
+      </w:r>
+    </w:p>
+    <w:p>
+      <w:pPr>
+        <w:pStyle w:val="Prrafodelista"/>
+        <w:numPr>
+          <w:ilvl w:val="1"/>
+          <w:numId w:val="12"/>
+        </w:numPr>
+        <w:spacing w:line="360" w:lineRule="auto"/>
+        <w:jc w:val="both"/>
+        <w:rPr>
+          <w:rFonts w:ascii="Times New Roman" w:hAnsi="Times New Roman" w:cs="Times New Roman"/>
+          <w:b/>
+          <w:bCs/>
+          <w:sz w:val="24"/>
+          <w:szCs w:val="24"/>
+        </w:rPr>
+      </w:pPr>
+      <w:r>
+        <w:rPr>
+          <w:rFonts w:ascii="Times New Roman" w:hAnsi="Times New Roman" w:cs="Times New Roman"/>
+          <w:sz w:val="24"/>
+          <w:szCs w:val="24"/>
+        </w:rPr>
+        <w:t xml:space="preserve">Variables independientes </w:t>
+      </w:r>
+    </w:p>
+    <w:p>
+      <w:pPr>
+        <w:spacing w:line="360" w:lineRule="auto"/>
+        <w:ind w:left="360"/>
+        <w:jc w:val="both"/>
+        <w:rPr>
+          <w:rFonts w:ascii="Times New Roman" w:hAnsi="Times New Roman" w:cs="Times New Roman"/>
+          <w:sz w:val="24"/>
+          <w:szCs w:val="24"/>
+        </w:rPr>
+      </w:pPr>
+      <w:r>
+        <w:rPr>
+          <w:rFonts w:ascii="Times New Roman" w:hAnsi="Times New Roman" w:cs="Times New Roman"/>
+          <w:sz w:val="24"/>
+          <w:szCs w:val="24"/>
+        </w:rPr>
+        <w:t xml:space="preserve">Esta variable es crucial para distinguir y clasificar las especies dentro del género Oxydia, así como para identificar rasgos que puedan estar vinculados a su ciclo de vida, hábitos alimenticios y capacidad de adaptación a diferentes ambientes. Las variables a evaluar son.  </w:t>
+      </w:r>
+    </w:p>
+    <w:p>
+      <w:pPr>
+        <w:spacing w:line="360" w:lineRule="auto"/>
+        <w:ind w:left="360"/>
+        <w:jc w:val="both"/>
+        <w:rPr>
+          <w:rFonts w:ascii="Times New Roman" w:hAnsi="Times New Roman" w:cs="Times New Roman"/>
+          <w:sz w:val="24"/>
+          <w:szCs w:val="24"/>
+        </w:rPr>
+      </w:pPr>
+      <w:r>
+        <w:rPr>
+          <w:rFonts w:ascii="Times New Roman" w:hAnsi="Times New Roman" w:cs="Times New Roman"/>
+          <w:sz w:val="24"/>
+          <w:szCs w:val="24"/>
+        </w:rPr>
+        <w:t>o</w:t>
+      </w:r>
+      <w:r>
+        <w:rPr>
+          <w:rFonts w:ascii="Times New Roman" w:hAnsi="Times New Roman" w:cs="Times New Roman"/>
+          <w:sz w:val="24"/>
+          <w:szCs w:val="24"/>
+        </w:rPr>
+        <w:tab/>
+        <w:t>Localización (región Amazonas)</w:t>
+      </w:r>
+    </w:p>
+    <w:p>
+      <w:pPr>
+        <w:spacing w:line="360" w:lineRule="auto"/>
+        <w:ind w:left="360"/>
+        <w:jc w:val="both"/>
+        <w:rPr>
+          <w:rFonts w:ascii="Times New Roman" w:hAnsi="Times New Roman" w:cs="Times New Roman"/>
+          <w:sz w:val="24"/>
+          <w:szCs w:val="24"/>
+        </w:rPr>
+      </w:pPr>
+      <w:r>
+        <w:rPr>
+          <w:rFonts w:ascii="Times New Roman" w:hAnsi="Times New Roman" w:cs="Times New Roman"/>
+          <w:sz w:val="24"/>
+          <w:szCs w:val="24"/>
+        </w:rPr>
+        <w:t>o</w:t>
+      </w:r>
+      <w:r>
+        <w:rPr>
+          <w:rFonts w:ascii="Times New Roman" w:hAnsi="Times New Roman" w:cs="Times New Roman"/>
+          <w:sz w:val="24"/>
+          <w:szCs w:val="24"/>
+        </w:rPr>
+        <w:tab/>
+        <w:t>Hábitat o tipo de ecosistema (plantación de pino)</w:t>
+      </w:r>
+    </w:p>
+    <w:p>
+      <w:pPr>
+        <w:spacing w:line="360" w:lineRule="auto"/>
+        <w:ind w:left="360"/>
+        <w:jc w:val="both"/>
+        <w:rPr>
+          <w:rFonts w:ascii="Times New Roman" w:hAnsi="Times New Roman" w:cs="Times New Roman"/>
+          <w:sz w:val="24"/>
+          <w:szCs w:val="24"/>
+        </w:rPr>
+      </w:pPr>
+      <w:r>
+        <w:rPr>
+          <w:rFonts w:ascii="Times New Roman" w:hAnsi="Times New Roman" w:cs="Times New Roman"/>
+          <w:sz w:val="24"/>
+          <w:szCs w:val="24"/>
+        </w:rPr>
+        <w:t>o</w:t>
+      </w:r>
+      <w:r>
+        <w:rPr>
+          <w:rFonts w:ascii="Times New Roman" w:hAnsi="Times New Roman" w:cs="Times New Roman"/>
+          <w:sz w:val="24"/>
+          <w:szCs w:val="24"/>
+        </w:rPr>
+        <w:tab/>
+        <w:t>Especie de pino hospedero (pinus patula)</w:t>
+      </w:r>
+    </w:p>
+    <w:p>
+      <w:pPr>
+        <w:spacing w:line="360" w:lineRule="auto"/>
+        <w:ind w:left="360"/>
+        <w:jc w:val="both"/>
+        <w:rPr>
+          <w:rFonts w:ascii="Times New Roman" w:hAnsi="Times New Roman" w:cs="Times New Roman"/>
+          <w:sz w:val="24"/>
+          <w:szCs w:val="24"/>
+        </w:rPr>
+      </w:pPr>
+      <w:r>
+        <w:rPr>
+          <w:rFonts w:ascii="Times New Roman" w:hAnsi="Times New Roman" w:cs="Times New Roman"/>
+          <w:sz w:val="24"/>
+          <w:szCs w:val="24"/>
+        </w:rPr>
+        <w:t>o</w:t>
+      </w:r>
+      <w:r>
+        <w:rPr>
+          <w:rFonts w:ascii="Times New Roman" w:hAnsi="Times New Roman" w:cs="Times New Roman"/>
+          <w:sz w:val="24"/>
+          <w:szCs w:val="24"/>
+        </w:rPr>
+        <w:tab/>
+        <w:t>Condiciones ambientales (26 C, 75%, 2 300 msnm)</w:t>
+      </w:r>
+    </w:p>
+    <w:p>
+      <w:pPr>
+        <w:spacing w:line="360" w:lineRule="auto"/>
+        <w:ind w:left="360"/>
+        <w:jc w:val="both"/>
+        <w:rPr>
+          <w:rFonts w:ascii="Times New Roman" w:hAnsi="Times New Roman" w:cs="Times New Roman"/>
+          <w:sz w:val="24"/>
+          <w:szCs w:val="24"/>
+        </w:rPr>
+      </w:pPr>
+      <w:r>
+        <w:rPr>
+          <w:rFonts w:ascii="Times New Roman" w:hAnsi="Times New Roman" w:cs="Times New Roman"/>
+          <w:sz w:val="24"/>
+          <w:szCs w:val="24"/>
+        </w:rPr>
+        <w:t>o</w:t>
+      </w:r>
+      <w:r>
+        <w:rPr>
+          <w:rFonts w:ascii="Times New Roman" w:hAnsi="Times New Roman" w:cs="Times New Roman"/>
+          <w:sz w:val="24"/>
+          <w:szCs w:val="24"/>
+        </w:rPr>
+        <w:tab/>
+        <w:t>Estación del año o periodo de muestreo (época seca)</w:t>
+      </w:r>
+    </w:p>
+    <w:p>
+      <w:pPr>
+        <w:pStyle w:val="Prrafodelista"/>
+        <w:numPr>
+          <w:ilvl w:val="1"/>
+          <w:numId w:val="12"/>
+        </w:numPr>
+        <w:spacing w:line="360" w:lineRule="auto"/>
+        <w:jc w:val="both"/>
+        <w:rPr>
+          <w:rFonts w:ascii="Times New Roman" w:hAnsi="Times New Roman" w:cs="Times New Roman"/>
+          <w:sz w:val="24"/>
+          <w:szCs w:val="24"/>
+        </w:rPr>
+      </w:pPr>
+      <w:r>
+        <w:rPr>
+          <w:rFonts w:ascii="Times New Roman" w:hAnsi="Times New Roman" w:cs="Times New Roman"/>
+          <w:sz w:val="24"/>
+          <w:szCs w:val="24"/>
+        </w:rPr>
+        <w:t>Variables dependientes</w:t>
+      </w:r>
+    </w:p>
+    <w:p>
+      <w:pPr>
+        <w:pStyle w:val="Prrafodelista"/>
+        <w:numPr>
+          <w:ilvl w:val="2"/>
+          <w:numId w:val="12"/>
+        </w:numPr>
+        <w:spacing w:line="360" w:lineRule="auto"/>
+        <w:jc w:val="both"/>
+        <w:rPr>
+          <w:rFonts w:ascii="Times New Roman" w:hAnsi="Times New Roman" w:cs="Times New Roman"/>
+          <w:sz w:val="24"/>
+          <w:szCs w:val="24"/>
+        </w:rPr>
+      </w:pPr>
+      <w:r>
+        <w:rPr>
+          <w:rFonts w:ascii="Times New Roman" w:hAnsi="Times New Roman" w:cs="Times New Roman"/>
+          <w:sz w:val="24"/>
+          <w:szCs w:val="24"/>
+        </w:rPr>
+        <w:t>Carateristicas morfologicas.</w:t>
+      </w:r>
+    </w:p>
+    <w:p>
+      <w:pPr>
+        <w:spacing w:line="360" w:lineRule="auto"/>
+        <w:ind w:left="360"/>
+        <w:jc w:val="both"/>
+        <w:rPr>
+          <w:rFonts w:ascii="Times New Roman" w:hAnsi="Times New Roman" w:cs="Times New Roman"/>
+          <w:sz w:val="24"/>
+          <w:szCs w:val="24"/>
+        </w:rPr>
+      </w:pPr>
+      <w:r>
+        <w:rPr>
+          <w:rFonts w:ascii="Times New Roman" w:hAnsi="Times New Roman" w:cs="Times New Roman"/>
+          <w:sz w:val="24"/>
+          <w:szCs w:val="24"/>
+        </w:rPr>
+        <w:t xml:space="preserve">Las caracteristicas morfologicas de los insectos seran evaluadas mediante la observacion de partes externas del cuerpo del insecto como la cabeza, el torax, el abdomen, las patas, las alas y las antenas. Para esto se utilizará herramientas y equipos como son lupas entomologicas y microscopios esteroscopios para una obervacion mas precisa. </w:t>
+      </w:r>
+    </w:p>
+    <w:p>
+      <w:pPr>
+        <w:spacing w:line="360" w:lineRule="auto"/>
+        <w:ind w:left="360"/>
+        <w:jc w:val="both"/>
+        <w:rPr>
+          <w:rFonts w:ascii="Times New Roman" w:hAnsi="Times New Roman" w:cs="Times New Roman"/>
+          <w:sz w:val="24"/>
+          <w:szCs w:val="24"/>
+        </w:rPr>
+      </w:pPr>
+      <w:r>
+        <w:rPr>
+          <w:rFonts w:ascii="Times New Roman" w:hAnsi="Times New Roman" w:cs="Times New Roman"/>
+          <w:sz w:val="24"/>
+          <w:szCs w:val="24"/>
+        </w:rPr>
+        <w:t>o</w:t>
+      </w:r>
+      <w:r>
+        <w:rPr>
+          <w:rFonts w:ascii="Times New Roman" w:hAnsi="Times New Roman" w:cs="Times New Roman"/>
+          <w:sz w:val="24"/>
+          <w:szCs w:val="24"/>
+        </w:rPr>
+        <w:tab/>
+        <w:t>Longitud del cuerpo de la plaga (Oxydia spp)</w:t>
+      </w:r>
+    </w:p>
+    <w:p>
+      <w:pPr>
+        <w:spacing w:line="360" w:lineRule="auto"/>
+        <w:ind w:left="360"/>
+        <w:jc w:val="both"/>
+        <w:rPr>
+          <w:rFonts w:ascii="Times New Roman" w:hAnsi="Times New Roman" w:cs="Times New Roman"/>
+          <w:sz w:val="24"/>
+          <w:szCs w:val="24"/>
+        </w:rPr>
+      </w:pPr>
+      <w:r>
+        <w:rPr>
+          <w:rFonts w:ascii="Times New Roman" w:hAnsi="Times New Roman" w:cs="Times New Roman"/>
+          <w:sz w:val="24"/>
+          <w:szCs w:val="24"/>
+        </w:rPr>
+        <w:t>o</w:t>
+      </w:r>
+      <w:r>
+        <w:rPr>
+          <w:rFonts w:ascii="Times New Roman" w:hAnsi="Times New Roman" w:cs="Times New Roman"/>
+          <w:sz w:val="24"/>
+          <w:szCs w:val="24"/>
+        </w:rPr>
+        <w:tab/>
+        <w:t>Anchura del cuerpo</w:t>
+      </w:r>
+    </w:p>
+    <w:p>
+      <w:pPr>
+        <w:spacing w:line="360" w:lineRule="auto"/>
+        <w:ind w:left="360"/>
+        <w:jc w:val="both"/>
+        <w:rPr>
+          <w:rFonts w:ascii="Times New Roman" w:hAnsi="Times New Roman" w:cs="Times New Roman"/>
+          <w:sz w:val="24"/>
+          <w:szCs w:val="24"/>
+        </w:rPr>
+      </w:pPr>
+      <w:r>
+        <w:rPr>
+          <w:rFonts w:ascii="Times New Roman" w:hAnsi="Times New Roman" w:cs="Times New Roman"/>
+          <w:sz w:val="24"/>
+          <w:szCs w:val="24"/>
+        </w:rPr>
+        <w:t>o</w:t>
+      </w:r>
+      <w:r>
+        <w:rPr>
+          <w:rFonts w:ascii="Times New Roman" w:hAnsi="Times New Roman" w:cs="Times New Roman"/>
+          <w:sz w:val="24"/>
+          <w:szCs w:val="24"/>
+        </w:rPr>
+        <w:tab/>
+        <w:t>Longitud de las alas (anterior y posterior)</w:t>
+      </w:r>
+    </w:p>
+    <w:p>
+      <w:pPr>
+        <w:spacing w:line="360" w:lineRule="auto"/>
+        <w:ind w:left="360"/>
+        <w:jc w:val="both"/>
+        <w:rPr>
+          <w:rFonts w:ascii="Times New Roman" w:hAnsi="Times New Roman" w:cs="Times New Roman"/>
+          <w:sz w:val="24"/>
+          <w:szCs w:val="24"/>
+        </w:rPr>
+      </w:pPr>
+      <w:r>
+        <w:rPr>
+          <w:rFonts w:ascii="Times New Roman" w:hAnsi="Times New Roman" w:cs="Times New Roman"/>
+          <w:sz w:val="24"/>
+          <w:szCs w:val="24"/>
+        </w:rPr>
+        <w:t>o</w:t>
+      </w:r>
+      <w:r>
+        <w:rPr>
+          <w:rFonts w:ascii="Times New Roman" w:hAnsi="Times New Roman" w:cs="Times New Roman"/>
+          <w:sz w:val="24"/>
+          <w:szCs w:val="24"/>
+        </w:rPr>
+        <w:tab/>
+        <w:t>Coloración</w:t>
+      </w:r>
+    </w:p>
+    <w:p>
+      <w:pPr>
+        <w:spacing w:line="360" w:lineRule="auto"/>
+        <w:ind w:left="360"/>
+        <w:jc w:val="both"/>
+        <w:rPr>
+          <w:rFonts w:ascii="Times New Roman" w:hAnsi="Times New Roman" w:cs="Times New Roman"/>
+          <w:sz w:val="24"/>
+          <w:szCs w:val="24"/>
+        </w:rPr>
+      </w:pPr>
+      <w:r>
+        <w:rPr>
+          <w:rFonts w:ascii="Times New Roman" w:hAnsi="Times New Roman" w:cs="Times New Roman"/>
+          <w:sz w:val="24"/>
+          <w:szCs w:val="24"/>
+        </w:rPr>
+        <w:t>o</w:t>
+      </w:r>
+      <w:r>
+        <w:rPr>
+          <w:rFonts w:ascii="Times New Roman" w:hAnsi="Times New Roman" w:cs="Times New Roman"/>
+          <w:sz w:val="24"/>
+          <w:szCs w:val="24"/>
+        </w:rPr>
+        <w:tab/>
+        <w:t>Morfología de antenas, patas, aparato bucal</w:t>
+      </w:r>
+    </w:p>
+    <w:p>
+      <w:pPr>
+        <w:spacing w:line="360" w:lineRule="auto"/>
+        <w:ind w:left="360"/>
+        <w:jc w:val="both"/>
+        <w:rPr>
+          <w:rFonts w:ascii="Times New Roman" w:hAnsi="Times New Roman" w:cs="Times New Roman"/>
+          <w:sz w:val="24"/>
+          <w:szCs w:val="24"/>
+        </w:rPr>
+      </w:pPr>
+      <w:r>
+        <w:rPr>
+          <w:rFonts w:ascii="Times New Roman" w:hAnsi="Times New Roman" w:cs="Times New Roman"/>
+          <w:sz w:val="24"/>
+          <w:szCs w:val="24"/>
+        </w:rPr>
+        <w:t>o</w:t>
+      </w:r>
+      <w:r>
+        <w:rPr>
+          <w:rFonts w:ascii="Times New Roman" w:hAnsi="Times New Roman" w:cs="Times New Roman"/>
+          <w:sz w:val="24"/>
+          <w:szCs w:val="24"/>
+        </w:rPr>
+        <w:tab/>
+        <w:t>Etapas de desarrollo (huevo, larva, pupa, adulto)</w:t>
+      </w:r>
+    </w:p>
+    <w:p>
+      <w:pPr>
+        <w:pStyle w:val="Prrafodelista"/>
+        <w:numPr>
+          <w:ilvl w:val="2"/>
+          <w:numId w:val="12"/>
+        </w:numPr>
+        <w:spacing w:line="360" w:lineRule="auto"/>
+        <w:jc w:val="both"/>
+        <w:rPr>
+          <w:rFonts w:ascii="Times New Roman" w:hAnsi="Times New Roman" w:cs="Times New Roman"/>
+          <w:sz w:val="24"/>
+          <w:szCs w:val="24"/>
+        </w:rPr>
+      </w:pPr>
+      <w:r>
+        <w:rPr>
+          <w:rFonts w:ascii="Times New Roman" w:hAnsi="Times New Roman" w:cs="Times New Roman"/>
+          <w:sz w:val="24"/>
+          <w:szCs w:val="24"/>
+        </w:rPr>
+        <w:t xml:space="preserve">Caracteristicas Moleculares </w:t>
+      </w:r>
+    </w:p>
+    <w:p>
+      <w:pPr>
+        <w:spacing w:line="360" w:lineRule="auto"/>
+        <w:ind w:left="360"/>
+        <w:jc w:val="both"/>
+        <w:rPr>
+          <w:rFonts w:ascii="Times New Roman" w:hAnsi="Times New Roman" w:cs="Times New Roman"/>
+          <w:sz w:val="24"/>
+          <w:szCs w:val="24"/>
+        </w:rPr>
+      </w:pPr>
+      <w:r>
+        <w:rPr>
+          <w:rFonts w:ascii="Times New Roman" w:hAnsi="Times New Roman" w:cs="Times New Roman"/>
+          <w:sz w:val="24"/>
+          <w:szCs w:val="24"/>
+        </w:rPr>
+        <w:t>Para evaluar las caracteristicas moleculares, se consideran las siguientes variables</w:t>
+      </w:r>
+    </w:p>
+    <w:p>
+      <w:pPr>
+        <w:spacing w:line="360" w:lineRule="auto"/>
+        <w:ind w:left="360"/>
+        <w:jc w:val="both"/>
+        <w:rPr>
+          <w:rFonts w:ascii="Times New Roman" w:hAnsi="Times New Roman" w:cs="Times New Roman"/>
+          <w:sz w:val="24"/>
+          <w:szCs w:val="24"/>
+        </w:rPr>
+      </w:pPr>
+      <w:r>
+        <w:rPr>
+          <w:rFonts w:ascii="Times New Roman" w:hAnsi="Times New Roman" w:cs="Times New Roman"/>
+          <w:sz w:val="24"/>
+          <w:szCs w:val="24"/>
+        </w:rPr>
+        <w:t></w:t>
+      </w:r>
+      <w:r>
+        <w:rPr>
+          <w:rFonts w:ascii="Times New Roman" w:hAnsi="Times New Roman" w:cs="Times New Roman"/>
+          <w:sz w:val="24"/>
+          <w:szCs w:val="24"/>
+        </w:rPr>
+        <w:tab/>
+        <w:t>Secuencia de ADN (por ejemplo, regiones ITS, COI, etc.)</w:t>
+      </w:r>
+    </w:p>
+    <w:p>
+      <w:pPr>
+        <w:spacing w:line="360" w:lineRule="auto"/>
+        <w:ind w:left="360"/>
+        <w:jc w:val="both"/>
+        <w:rPr>
+          <w:rFonts w:ascii="Times New Roman" w:hAnsi="Times New Roman" w:cs="Times New Roman"/>
+          <w:sz w:val="24"/>
+          <w:szCs w:val="24"/>
+        </w:rPr>
+      </w:pPr>
+      <w:r>
+        <w:rPr>
+          <w:rFonts w:ascii="Times New Roman" w:hAnsi="Times New Roman" w:cs="Times New Roman"/>
+          <w:sz w:val="24"/>
+          <w:szCs w:val="24"/>
+        </w:rPr>
+        <w:t></w:t>
+      </w:r>
+      <w:r>
+        <w:rPr>
+          <w:rFonts w:ascii="Times New Roman" w:hAnsi="Times New Roman" w:cs="Times New Roman"/>
+          <w:sz w:val="24"/>
+          <w:szCs w:val="24"/>
+        </w:rPr>
+        <w:tab/>
+        <w:t>Variación genética intra e interespecífica</w:t>
+      </w:r>
+    </w:p>
+    <w:p>
+      <w:pPr>
+        <w:spacing w:line="360" w:lineRule="auto"/>
+        <w:ind w:left="360"/>
+        <w:jc w:val="both"/>
+        <w:rPr>
+          <w:rFonts w:ascii="Times New Roman" w:hAnsi="Times New Roman" w:cs="Times New Roman"/>
+          <w:sz w:val="24"/>
+          <w:szCs w:val="24"/>
+        </w:rPr>
+      </w:pPr>
+      <w:r>
+        <w:rPr>
+          <w:rFonts w:ascii="Times New Roman" w:hAnsi="Times New Roman" w:cs="Times New Roman"/>
+          <w:sz w:val="24"/>
+          <w:szCs w:val="24"/>
+        </w:rPr>
+        <w:t></w:t>
+      </w:r>
+      <w:r>
+        <w:rPr>
+          <w:rFonts w:ascii="Times New Roman" w:hAnsi="Times New Roman" w:cs="Times New Roman"/>
+          <w:sz w:val="24"/>
+          <w:szCs w:val="24"/>
+        </w:rPr>
+        <w:tab/>
+        <w:t>Filogenia (relación evolutiva con otras poblaciones)</w:t>
+      </w:r>
+    </w:p>
+    <w:p>
+      <w:pPr>
+        <w:spacing w:line="360" w:lineRule="auto"/>
+        <w:ind w:left="360"/>
+        <w:jc w:val="both"/>
+        <w:rPr>
+          <w:rFonts w:ascii="Times New Roman" w:hAnsi="Times New Roman" w:cs="Times New Roman"/>
+          <w:sz w:val="24"/>
+          <w:szCs w:val="24"/>
+        </w:rPr>
+      </w:pPr>
+      <w:r>
+        <w:rPr>
+          <w:rFonts w:ascii="Times New Roman" w:hAnsi="Times New Roman" w:cs="Times New Roman"/>
+          <w:sz w:val="24"/>
+          <w:szCs w:val="24"/>
+        </w:rPr>
+        <w:t></w:t>
+      </w:r>
+      <w:r>
+        <w:rPr>
+          <w:rFonts w:ascii="Times New Roman" w:hAnsi="Times New Roman" w:cs="Times New Roman"/>
+          <w:sz w:val="24"/>
+          <w:szCs w:val="24"/>
+        </w:rPr>
+        <w:tab/>
+        <w:t>Diversidad genética (índices de diversidad, número de haplotipos)</w:t>
+      </w:r>
+    </w:p>
+    <w:p>
+      <w:pPr>
+        <w:jc w:val="both"/>
         <w:rPr>
           <w:rFonts w:ascii="Times New Roman" w:hAnsi="Times New Roman" w:cs="Times New Roman"/>
           <w:b/>
@@ -976,6 +1871,7 @@
           <w:lang w:val="es-ES"/>
         </w:rPr>
       </w:pPr>
+      <w:bookmarkStart w:id="2" w:name="_Hlk200409287"/>
       <w:r>
         <w:rPr>
           <w:rFonts w:ascii="Times New Roman" w:hAnsi="Times New Roman" w:cs="Times New Roman"/>
@@ -997,15 +1893,31 @@
     </w:p>
     <w:p>
       <w:pPr>
-        <w:rPr>
-          <w:rFonts w:ascii="Times New Roman" w:hAnsi="Times New Roman" w:cs="Times New Roman"/>
-        </w:rPr>
-      </w:pPr>
-      <w:r>
-        <w:rPr>
-          <w:rFonts w:ascii="Times New Roman" w:hAnsi="Times New Roman" w:cs="Times New Roman"/>
-        </w:rPr>
-        <w:t xml:space="preserve">Huaman-Pilco, A. F., Santillán-Huaman, N., Huaman-Pilco, J., Hernandez-Diaz, E., León-Alcántara, E. E., Díaz-Valderrama, J. R., &amp; Ix-Balam, M. (2025). First report of the pine defoliator Glena bisulca (Lepidoptera: Geometridae) and its parasitoid, the black fly Trichophora melas (Diptera: Tachinidae), in Peru. </w:t>
+        <w:spacing w:line="360" w:lineRule="auto"/>
+        <w:jc w:val="both"/>
+        <w:rPr>
+          <w:rFonts w:ascii="Times New Roman" w:hAnsi="Times New Roman" w:cs="Times New Roman"/>
+        </w:rPr>
+      </w:pPr>
+    </w:p>
+    <w:p>
+      <w:pPr>
+        <w:pStyle w:val="Prrafodelista"/>
+        <w:numPr>
+          <w:ilvl w:val="0"/>
+          <w:numId w:val="17"/>
+        </w:numPr>
+        <w:spacing w:line="360" w:lineRule="auto"/>
+        <w:jc w:val="both"/>
+        <w:rPr>
+          <w:rFonts w:ascii="Times New Roman" w:hAnsi="Times New Roman" w:cs="Times New Roman"/>
+        </w:rPr>
+      </w:pPr>
+      <w:r>
+        <w:rPr>
+          <w:rFonts w:ascii="Times New Roman" w:hAnsi="Times New Roman" w:cs="Times New Roman"/>
+        </w:rPr>
+        <w:t xml:space="preserve">Dukes, J. S., Pontius, J., Orwig, D., Garnas, J. R., Rodgers, V. L., Brazee, N., Cooke, B., Theoharides, K. A., Stange, E. E., Harrington, R., Ehrenfeld, J., Gurevitch, J., Lerdau, M., Stinson, K., Wick, R., &amp; Ayres, M. (2009). Responses of insect pests, pathogens, and invasive plant species to climate change in the forests of northeastern North America: ¿What can we predict? This article is one of a selection of papers from NE Forests 2100: A Synthesis of Climate Change Impacts on Forests of the Northeastern US and Eastern Canada. </w:t>
       </w:r>
       <w:r>
         <w:rPr>
@@ -1013,7 +1925,7 @@
           <w:i/>
           <w:iCs/>
         </w:rPr>
-        <w:t>Phytoparasitica</w:t>
+        <w:t>Canadian Journal of Forest Research</w:t>
       </w:r>
       <w:r>
         <w:rPr>
@@ -1027,6 +1939,117 @@
           <w:i/>
           <w:iCs/>
         </w:rPr>
+        <w:t>39</w:t>
+      </w:r>
+      <w:r>
+        <w:rPr>
+          <w:rFonts w:ascii="Times New Roman" w:hAnsi="Times New Roman" w:cs="Times New Roman"/>
+        </w:rPr>
+        <w:t xml:space="preserve">(2), 231-248. </w:t>
+      </w:r>
+      <w:hyperlink r:id="rId6" w:history="1">
+        <w:r>
+          <w:rPr>
+            <w:rStyle w:val="Hipervnculo"/>
+            <w:rFonts w:ascii="Times New Roman" w:hAnsi="Times New Roman" w:cs="Times New Roman"/>
+          </w:rPr>
+          <w:t>https://doi.org/10.1139/X08-171</w:t>
+        </w:r>
+      </w:hyperlink>
+    </w:p>
+    <w:p>
+      <w:pPr>
+        <w:pStyle w:val="Prrafodelista"/>
+        <w:spacing w:line="360" w:lineRule="auto"/>
+        <w:jc w:val="both"/>
+        <w:rPr>
+          <w:rFonts w:ascii="Times New Roman" w:hAnsi="Times New Roman" w:cs="Times New Roman"/>
+        </w:rPr>
+      </w:pPr>
+    </w:p>
+    <w:p>
+      <w:pPr>
+        <w:pStyle w:val="Prrafodelista"/>
+        <w:numPr>
+          <w:ilvl w:val="0"/>
+          <w:numId w:val="17"/>
+        </w:numPr>
+        <w:spacing w:line="360" w:lineRule="auto"/>
+        <w:jc w:val="both"/>
+        <w:rPr>
+          <w:rFonts w:ascii="Times New Roman" w:hAnsi="Times New Roman" w:cs="Times New Roman"/>
+        </w:rPr>
+      </w:pPr>
+      <w:r>
+        <w:rPr>
+          <w:rFonts w:ascii="Times New Roman" w:hAnsi="Times New Roman" w:cs="Times New Roman"/>
+        </w:rPr>
+        <w:t xml:space="preserve">Halpern, C. B., &amp; Spies, T. A. (1995). Plant Species Diversity in Natural and Managed Forests of the Pacific Northwest. Ecological Applications, 5(4), 913-934. </w:t>
+      </w:r>
+      <w:hyperlink r:id="rId7" w:history="1">
+        <w:r>
+          <w:rPr>
+            <w:rStyle w:val="Hipervnculo"/>
+            <w:rFonts w:ascii="Times New Roman" w:hAnsi="Times New Roman" w:cs="Times New Roman"/>
+          </w:rPr>
+          <w:t>https://doi.org/10.2307/2269343</w:t>
+        </w:r>
+      </w:hyperlink>
+    </w:p>
+    <w:p>
+      <w:pPr>
+        <w:pStyle w:val="Prrafodelista"/>
+        <w:rPr>
+          <w:rFonts w:ascii="Times New Roman" w:hAnsi="Times New Roman" w:cs="Times New Roman"/>
+        </w:rPr>
+      </w:pPr>
+    </w:p>
+    <w:p>
+      <w:pPr>
+        <w:pStyle w:val="Prrafodelista"/>
+        <w:spacing w:line="360" w:lineRule="auto"/>
+        <w:jc w:val="both"/>
+        <w:rPr>
+          <w:rFonts w:ascii="Times New Roman" w:hAnsi="Times New Roman" w:cs="Times New Roman"/>
+        </w:rPr>
+      </w:pPr>
+    </w:p>
+    <w:p>
+      <w:pPr>
+        <w:pStyle w:val="Prrafodelista"/>
+        <w:numPr>
+          <w:ilvl w:val="0"/>
+          <w:numId w:val="17"/>
+        </w:numPr>
+        <w:spacing w:line="360" w:lineRule="auto"/>
+        <w:jc w:val="both"/>
+      </w:pPr>
+      <w:r>
+        <w:rPr>
+          <w:rFonts w:ascii="Times New Roman" w:hAnsi="Times New Roman" w:cs="Times New Roman"/>
+        </w:rPr>
+        <w:t xml:space="preserve">Huaman-Pilco, A. F., Santillán-Huaman, N., Huaman-Pilco, J., Hernandez-Diaz, E., León-Alcántara, E. E., Díaz-Valderrama, J. R., &amp; Ix-Balam, M. (2025). First report of the pine defoliator Glena bisulca (Lepidoptera: Geometridae) and its parasitoid, the black fly Trichophora melas (Diptera: Tachinidae), in Peru. </w:t>
+      </w:r>
+      <w:r>
+        <w:rPr>
+          <w:rFonts w:ascii="Times New Roman" w:hAnsi="Times New Roman" w:cs="Times New Roman"/>
+          <w:i/>
+          <w:iCs/>
+        </w:rPr>
+        <w:t>Phytoparasitica</w:t>
+      </w:r>
+      <w:r>
+        <w:rPr>
+          <w:rFonts w:ascii="Times New Roman" w:hAnsi="Times New Roman" w:cs="Times New Roman"/>
+        </w:rPr>
+        <w:t xml:space="preserve">, </w:t>
+      </w:r>
+      <w:r>
+        <w:rPr>
+          <w:rFonts w:ascii="Times New Roman" w:hAnsi="Times New Roman" w:cs="Times New Roman"/>
+          <w:i/>
+          <w:iCs/>
+        </w:rPr>
         <w:t>53</w:t>
       </w:r>
       <w:r>
@@ -1035,7 +2058,7 @@
         </w:rPr>
         <w:t xml:space="preserve">(2), 33. </w:t>
       </w:r>
-      <w:hyperlink r:id="rId6" w:history="1">
+      <w:hyperlink r:id="rId8" w:history="1">
         <w:r>
           <w:rPr>
             <w:rStyle w:val="Hipervnculo"/>
@@ -1047,11 +2070,228 @@
     </w:p>
     <w:p>
       <w:pPr>
-        <w:rPr>
-          <w:rFonts w:ascii="Times New Roman" w:hAnsi="Times New Roman" w:cs="Times New Roman"/>
-          <w:lang w:val="es-ES"/>
-        </w:rPr>
-      </w:pPr>
+        <w:pStyle w:val="Prrafodelista"/>
+        <w:spacing w:line="360" w:lineRule="auto"/>
+        <w:jc w:val="both"/>
+      </w:pPr>
+    </w:p>
+    <w:p>
+      <w:pPr>
+        <w:pStyle w:val="Prrafodelista"/>
+        <w:numPr>
+          <w:ilvl w:val="0"/>
+          <w:numId w:val="17"/>
+        </w:numPr>
+        <w:spacing w:line="360" w:lineRule="auto"/>
+        <w:jc w:val="both"/>
+        <w:rPr>
+          <w:rFonts w:ascii="Times New Roman" w:hAnsi="Times New Roman" w:cs="Times New Roman"/>
+        </w:rPr>
+      </w:pPr>
+      <w:r>
+        <w:rPr>
+          <w:rFonts w:ascii="Times New Roman" w:hAnsi="Times New Roman" w:cs="Times New Roman"/>
+        </w:rPr>
+        <w:t xml:space="preserve">Kausrud, K., Økland, B., Skarpaas, O., Grégoire, J.-C., Erbilgin, N., &amp; Stenseth, N. Chr. (2012). Population dynamics in changing environments: The case of an eruptive forest pest species. Biological Reviews, 87(1), 34-51. </w:t>
+      </w:r>
+      <w:hyperlink r:id="rId9" w:history="1">
+        <w:r>
+          <w:rPr>
+            <w:rStyle w:val="Hipervnculo"/>
+            <w:rFonts w:ascii="Times New Roman" w:hAnsi="Times New Roman" w:cs="Times New Roman"/>
+          </w:rPr>
+          <w:t>https://doi.org/10.1111/j.1469-185X.2011.00183.x</w:t>
+        </w:r>
+      </w:hyperlink>
+    </w:p>
+    <w:p>
+      <w:pPr>
+        <w:pStyle w:val="Prrafodelista"/>
+        <w:rPr>
+          <w:rFonts w:ascii="Times New Roman" w:hAnsi="Times New Roman" w:cs="Times New Roman"/>
+        </w:rPr>
+      </w:pPr>
+    </w:p>
+    <w:p>
+      <w:pPr>
+        <w:pStyle w:val="Prrafodelista"/>
+        <w:spacing w:line="360" w:lineRule="auto"/>
+        <w:jc w:val="both"/>
+        <w:rPr>
+          <w:rFonts w:ascii="Times New Roman" w:hAnsi="Times New Roman" w:cs="Times New Roman"/>
+        </w:rPr>
+      </w:pPr>
+    </w:p>
+    <w:p>
+      <w:pPr>
+        <w:pStyle w:val="Prrafodelista"/>
+        <w:numPr>
+          <w:ilvl w:val="0"/>
+          <w:numId w:val="17"/>
+        </w:numPr>
+        <w:spacing w:line="360" w:lineRule="auto"/>
+        <w:jc w:val="both"/>
+        <w:rPr>
+          <w:rFonts w:ascii="Times New Roman" w:hAnsi="Times New Roman" w:cs="Times New Roman"/>
+        </w:rPr>
+      </w:pPr>
+      <w:r>
+        <w:rPr>
+          <w:rFonts w:ascii="Times New Roman" w:hAnsi="Times New Roman" w:cs="Times New Roman"/>
+        </w:rPr>
+        <w:t xml:space="preserve">Liebhold, A. M., MacDonald, W. L., Bergdahl, D., &amp; Mastro, V. C. (1995). Invasion by Exotic Forest Pests: A Threat to Forest Ecosystems. </w:t>
+      </w:r>
+      <w:r>
+        <w:rPr>
+          <w:rFonts w:ascii="Times New Roman" w:hAnsi="Times New Roman" w:cs="Times New Roman"/>
+          <w:i/>
+          <w:iCs/>
+        </w:rPr>
+        <w:t>Forest Science</w:t>
+      </w:r>
+      <w:r>
+        <w:rPr>
+          <w:rFonts w:ascii="Times New Roman" w:hAnsi="Times New Roman" w:cs="Times New Roman"/>
+        </w:rPr>
+        <w:t xml:space="preserve">, </w:t>
+      </w:r>
+      <w:r>
+        <w:rPr>
+          <w:rFonts w:ascii="Times New Roman" w:hAnsi="Times New Roman" w:cs="Times New Roman"/>
+          <w:i/>
+          <w:iCs/>
+        </w:rPr>
+        <w:t>41</w:t>
+      </w:r>
+      <w:r>
+        <w:rPr>
+          <w:rFonts w:ascii="Times New Roman" w:hAnsi="Times New Roman" w:cs="Times New Roman"/>
+        </w:rPr>
+        <w:t xml:space="preserve">(suppl_1), a0001-z0001. </w:t>
+      </w:r>
+      <w:hyperlink r:id="rId10" w:history="1">
+        <w:r>
+          <w:rPr>
+            <w:rStyle w:val="Hipervnculo"/>
+            <w:rFonts w:ascii="Times New Roman" w:hAnsi="Times New Roman" w:cs="Times New Roman"/>
+          </w:rPr>
+          <w:t>https://doi.org/10.1093/forestscience/41.s1.a0001</w:t>
+        </w:r>
+      </w:hyperlink>
+    </w:p>
+    <w:p>
+      <w:pPr>
+        <w:pStyle w:val="Prrafodelista"/>
+        <w:spacing w:line="360" w:lineRule="auto"/>
+        <w:jc w:val="both"/>
+        <w:rPr>
+          <w:rFonts w:ascii="Times New Roman" w:hAnsi="Times New Roman" w:cs="Times New Roman"/>
+        </w:rPr>
+      </w:pPr>
+    </w:p>
+    <w:p>
+      <w:pPr>
+        <w:pStyle w:val="Prrafodelista"/>
+        <w:numPr>
+          <w:ilvl w:val="0"/>
+          <w:numId w:val="17"/>
+        </w:numPr>
+        <w:spacing w:line="360" w:lineRule="auto"/>
+        <w:jc w:val="both"/>
+        <w:rPr>
+          <w:rFonts w:ascii="Times New Roman" w:hAnsi="Times New Roman" w:cs="Times New Roman"/>
+        </w:rPr>
+      </w:pPr>
+      <w:r>
+        <w:rPr>
+          <w:rFonts w:ascii="Times New Roman" w:hAnsi="Times New Roman" w:cs="Times New Roman"/>
+        </w:rPr>
+        <w:t xml:space="preserve">Mandal, S. D., Chhakchhuak, L., Gurusubramanian, G., &amp; Kumar, N. S. (2014). Mitochondrial markers for identification and phylogenetic studies in insects – A Review. </w:t>
+      </w:r>
+      <w:r>
+        <w:rPr>
+          <w:rFonts w:ascii="Times New Roman" w:hAnsi="Times New Roman" w:cs="Times New Roman"/>
+          <w:i/>
+          <w:iCs/>
+        </w:rPr>
+        <w:t>DNA Barcodes</w:t>
+      </w:r>
+      <w:r>
+        <w:rPr>
+          <w:rFonts w:ascii="Times New Roman" w:hAnsi="Times New Roman" w:cs="Times New Roman"/>
+        </w:rPr>
+        <w:t xml:space="preserve">, </w:t>
+      </w:r>
+      <w:r>
+        <w:rPr>
+          <w:rFonts w:ascii="Times New Roman" w:hAnsi="Times New Roman" w:cs="Times New Roman"/>
+          <w:i/>
+          <w:iCs/>
+        </w:rPr>
+        <w:t>2</w:t>
+      </w:r>
+      <w:r>
+        <w:rPr>
+          <w:rFonts w:ascii="Times New Roman" w:hAnsi="Times New Roman" w:cs="Times New Roman"/>
+        </w:rPr>
+        <w:t xml:space="preserve">(1). </w:t>
+      </w:r>
+      <w:hyperlink r:id="rId11" w:history="1">
+        <w:r>
+          <w:rPr>
+            <w:rStyle w:val="Hipervnculo"/>
+            <w:rFonts w:ascii="Times New Roman" w:hAnsi="Times New Roman" w:cs="Times New Roman"/>
+          </w:rPr>
+          <w:t>https://doi.org/10.2478/dna-2014-0001</w:t>
+        </w:r>
+      </w:hyperlink>
+    </w:p>
+    <w:p>
+      <w:pPr>
+        <w:pStyle w:val="Prrafodelista"/>
+        <w:rPr>
+          <w:rFonts w:ascii="Times New Roman" w:hAnsi="Times New Roman" w:cs="Times New Roman"/>
+        </w:rPr>
+      </w:pPr>
+    </w:p>
+    <w:p>
+      <w:pPr>
+        <w:pStyle w:val="Prrafodelista"/>
+        <w:spacing w:line="360" w:lineRule="auto"/>
+        <w:jc w:val="both"/>
+        <w:rPr>
+          <w:rFonts w:ascii="Times New Roman" w:hAnsi="Times New Roman" w:cs="Times New Roman"/>
+        </w:rPr>
+      </w:pPr>
+    </w:p>
+    <w:p>
+      <w:pPr>
+        <w:pStyle w:val="Prrafodelista"/>
+        <w:numPr>
+          <w:ilvl w:val="0"/>
+          <w:numId w:val="17"/>
+        </w:numPr>
+        <w:spacing w:line="360" w:lineRule="auto"/>
+        <w:jc w:val="both"/>
+        <w:rPr>
+          <w:rFonts w:ascii="Times New Roman" w:hAnsi="Times New Roman" w:cs="Times New Roman"/>
+        </w:rPr>
+      </w:pPr>
+      <w:r>
+        <w:rPr>
+          <w:rFonts w:ascii="Times New Roman" w:hAnsi="Times New Roman" w:cs="Times New Roman"/>
+        </w:rPr>
+        <w:t xml:space="preserve">Mani, M., Venkatesan, T., Chethan, BR (2022). Identificación molecular de plagas de insectos en cultivos hortícolas. En: Mani, M. (eds.) Tendencias en Entomología Hortícola. Springer, Singapur. </w:t>
+      </w:r>
+      <w:hyperlink r:id="rId12" w:history="1">
+        <w:r>
+          <w:rPr>
+            <w:rStyle w:val="Hipervnculo"/>
+            <w:rFonts w:ascii="Times New Roman" w:hAnsi="Times New Roman" w:cs="Times New Roman"/>
+          </w:rPr>
+          <w:t>https://doi.org/10.1007/978-981-19-0343-4_1</w:t>
+        </w:r>
+      </w:hyperlink>
     </w:p>
     <w:bookmarkEnd w:id="0"/>
     <w:p>
@@ -1131,875 +2371,7 @@
         </w:rPr>
       </w:pPr>
     </w:p>
-    <w:p>
-      <w:pPr>
-        <w:rPr>
-          <w:rFonts w:ascii="Times New Roman" w:hAnsi="Times New Roman" w:cs="Times New Roman"/>
-          <w:b/>
-          <w:bCs/>
-          <w:sz w:val="24"/>
-          <w:szCs w:val="24"/>
-        </w:rPr>
-      </w:pPr>
-    </w:p>
-    <w:p>
-      <w:pPr>
-        <w:rPr>
-          <w:rFonts w:ascii="Times New Roman" w:hAnsi="Times New Roman" w:cs="Times New Roman"/>
-          <w:b/>
-          <w:bCs/>
-          <w:sz w:val="24"/>
-          <w:szCs w:val="24"/>
-        </w:rPr>
-      </w:pPr>
-    </w:p>
-    <w:p>
-      <w:pPr>
-        <w:rPr>
-          <w:rFonts w:ascii="Times New Roman" w:hAnsi="Times New Roman" w:cs="Times New Roman"/>
-          <w:b/>
-          <w:bCs/>
-          <w:sz w:val="24"/>
-          <w:szCs w:val="24"/>
-        </w:rPr>
-      </w:pPr>
-    </w:p>
-    <w:p>
-      <w:pPr>
-        <w:rPr>
-          <w:rFonts w:ascii="Times New Roman" w:hAnsi="Times New Roman" w:cs="Times New Roman"/>
-          <w:b/>
-          <w:bCs/>
-          <w:sz w:val="24"/>
-          <w:szCs w:val="24"/>
-        </w:rPr>
-      </w:pPr>
-    </w:p>
-    <w:p>
-      <w:pPr>
-        <w:rPr>
-          <w:rFonts w:ascii="Times New Roman" w:hAnsi="Times New Roman" w:cs="Times New Roman"/>
-          <w:b/>
-          <w:bCs/>
-          <w:sz w:val="24"/>
-          <w:szCs w:val="24"/>
-        </w:rPr>
-      </w:pPr>
-    </w:p>
-    <w:p>
-      <w:pPr>
-        <w:rPr>
-          <w:rFonts w:ascii="Times New Roman" w:hAnsi="Times New Roman" w:cs="Times New Roman"/>
-          <w:b/>
-          <w:bCs/>
-          <w:sz w:val="24"/>
-          <w:szCs w:val="24"/>
-        </w:rPr>
-      </w:pPr>
-    </w:p>
-    <w:p>
-      <w:pPr>
-        <w:rPr>
-          <w:rFonts w:ascii="Times New Roman" w:hAnsi="Times New Roman" w:cs="Times New Roman"/>
-          <w:b/>
-          <w:bCs/>
-          <w:sz w:val="24"/>
-          <w:szCs w:val="24"/>
-        </w:rPr>
-      </w:pPr>
-    </w:p>
-    <w:p>
-      <w:pPr>
-        <w:rPr>
-          <w:rFonts w:ascii="Times New Roman" w:hAnsi="Times New Roman" w:cs="Times New Roman"/>
-          <w:b/>
-          <w:bCs/>
-          <w:sz w:val="24"/>
-          <w:szCs w:val="24"/>
-        </w:rPr>
-      </w:pPr>
-    </w:p>
-    <w:p>
-      <w:pPr>
-        <w:rPr>
-          <w:rFonts w:ascii="Times New Roman" w:hAnsi="Times New Roman" w:cs="Times New Roman"/>
-          <w:b/>
-          <w:bCs/>
-          <w:sz w:val="24"/>
-          <w:szCs w:val="24"/>
-        </w:rPr>
-      </w:pPr>
-    </w:p>
-    <w:p>
-      <w:pPr>
-        <w:rPr>
-          <w:rFonts w:ascii="Times New Roman" w:hAnsi="Times New Roman" w:cs="Times New Roman"/>
-          <w:b/>
-          <w:bCs/>
-          <w:sz w:val="24"/>
-          <w:szCs w:val="24"/>
-        </w:rPr>
-      </w:pPr>
-    </w:p>
-    <w:p>
-      <w:pPr>
-        <w:rPr>
-          <w:rFonts w:ascii="Times New Roman" w:hAnsi="Times New Roman" w:cs="Times New Roman"/>
-          <w:b/>
-          <w:bCs/>
-          <w:sz w:val="24"/>
-          <w:szCs w:val="24"/>
-        </w:rPr>
-      </w:pPr>
-    </w:p>
-    <w:p>
-      <w:pPr>
-        <w:rPr>
-          <w:rFonts w:ascii="Times New Roman" w:hAnsi="Times New Roman" w:cs="Times New Roman"/>
-          <w:b/>
-          <w:bCs/>
-          <w:sz w:val="24"/>
-          <w:szCs w:val="24"/>
-        </w:rPr>
-      </w:pPr>
-    </w:p>
-    <w:p>
-      <w:pPr>
-        <w:rPr>
-          <w:rFonts w:ascii="Times New Roman" w:hAnsi="Times New Roman" w:cs="Times New Roman"/>
-          <w:b/>
-          <w:bCs/>
-          <w:sz w:val="24"/>
-          <w:szCs w:val="24"/>
-        </w:rPr>
-      </w:pPr>
-    </w:p>
-    <w:p>
-      <w:pPr>
-        <w:rPr>
-          <w:rFonts w:ascii="Times New Roman" w:hAnsi="Times New Roman" w:cs="Times New Roman"/>
-          <w:b/>
-          <w:bCs/>
-          <w:sz w:val="24"/>
-          <w:szCs w:val="24"/>
-        </w:rPr>
-      </w:pPr>
-    </w:p>
-    <w:p>
-      <w:pPr>
-        <w:rPr>
-          <w:rFonts w:ascii="Times New Roman" w:hAnsi="Times New Roman" w:cs="Times New Roman"/>
-          <w:b/>
-          <w:bCs/>
-          <w:sz w:val="24"/>
-          <w:szCs w:val="24"/>
-        </w:rPr>
-      </w:pPr>
-    </w:p>
-    <w:p>
-      <w:pPr>
-        <w:rPr>
-          <w:rFonts w:ascii="Times New Roman" w:hAnsi="Times New Roman" w:cs="Times New Roman"/>
-          <w:b/>
-          <w:bCs/>
-          <w:sz w:val="24"/>
-          <w:szCs w:val="24"/>
-        </w:rPr>
-      </w:pPr>
-    </w:p>
-    <w:p>
-      <w:pPr>
-        <w:rPr>
-          <w:rFonts w:ascii="Times New Roman" w:hAnsi="Times New Roman" w:cs="Times New Roman"/>
-          <w:b/>
-          <w:bCs/>
-          <w:sz w:val="24"/>
-          <w:szCs w:val="24"/>
-        </w:rPr>
-      </w:pPr>
-    </w:p>
-    <w:p>
-      <w:pPr>
-        <w:rPr>
-          <w:rFonts w:ascii="Times New Roman" w:hAnsi="Times New Roman" w:cs="Times New Roman"/>
-          <w:b/>
-          <w:bCs/>
-          <w:sz w:val="24"/>
-          <w:szCs w:val="24"/>
-        </w:rPr>
-      </w:pPr>
-    </w:p>
-    <w:p>
-      <w:pPr>
-        <w:rPr>
-          <w:rFonts w:ascii="Times New Roman" w:hAnsi="Times New Roman" w:cs="Times New Roman"/>
-          <w:b/>
-          <w:bCs/>
-          <w:sz w:val="24"/>
-          <w:szCs w:val="24"/>
-        </w:rPr>
-      </w:pPr>
-    </w:p>
-    <w:p>
-      <w:pPr>
-        <w:rPr>
-          <w:rFonts w:ascii="Times New Roman" w:hAnsi="Times New Roman" w:cs="Times New Roman"/>
-          <w:b/>
-          <w:bCs/>
-          <w:sz w:val="24"/>
-          <w:szCs w:val="24"/>
-        </w:rPr>
-      </w:pPr>
-    </w:p>
-    <w:p>
-      <w:pPr>
-        <w:rPr>
-          <w:rFonts w:ascii="Times New Roman" w:hAnsi="Times New Roman" w:cs="Times New Roman"/>
-          <w:b/>
-          <w:bCs/>
-          <w:sz w:val="24"/>
-          <w:szCs w:val="24"/>
-        </w:rPr>
-      </w:pPr>
-    </w:p>
-    <w:p>
-      <w:pPr>
-        <w:rPr>
-          <w:rFonts w:ascii="Times New Roman" w:hAnsi="Times New Roman" w:cs="Times New Roman"/>
-          <w:b/>
-          <w:bCs/>
-          <w:sz w:val="24"/>
-          <w:szCs w:val="24"/>
-        </w:rPr>
-      </w:pPr>
-    </w:p>
-    <w:p>
-      <w:pPr>
-        <w:rPr>
-          <w:rFonts w:ascii="Times New Roman" w:hAnsi="Times New Roman" w:cs="Times New Roman"/>
-          <w:b/>
-          <w:bCs/>
-          <w:sz w:val="24"/>
-          <w:szCs w:val="24"/>
-        </w:rPr>
-      </w:pPr>
-    </w:p>
-    <w:p>
-      <w:pPr>
-        <w:rPr>
-          <w:rFonts w:ascii="Times New Roman" w:hAnsi="Times New Roman" w:cs="Times New Roman"/>
-          <w:b/>
-          <w:bCs/>
-          <w:sz w:val="24"/>
-          <w:szCs w:val="24"/>
-        </w:rPr>
-      </w:pPr>
-    </w:p>
-    <w:p>
-      <w:pPr>
-        <w:rPr>
-          <w:rFonts w:ascii="Times New Roman" w:hAnsi="Times New Roman" w:cs="Times New Roman"/>
-          <w:b/>
-          <w:bCs/>
-          <w:sz w:val="24"/>
-          <w:szCs w:val="24"/>
-        </w:rPr>
-      </w:pPr>
-    </w:p>
-    <w:p>
-      <w:pPr>
-        <w:rPr>
-          <w:rFonts w:ascii="Times New Roman" w:hAnsi="Times New Roman" w:cs="Times New Roman"/>
-          <w:b/>
-          <w:bCs/>
-          <w:sz w:val="24"/>
-          <w:szCs w:val="24"/>
-        </w:rPr>
-      </w:pPr>
-    </w:p>
-    <w:p>
-      <w:pPr>
-        <w:rPr>
-          <w:rFonts w:ascii="Times New Roman" w:hAnsi="Times New Roman" w:cs="Times New Roman"/>
-          <w:b/>
-          <w:bCs/>
-          <w:sz w:val="24"/>
-          <w:szCs w:val="24"/>
-        </w:rPr>
-      </w:pPr>
-    </w:p>
-    <w:p>
-      <w:pPr>
-        <w:rPr>
-          <w:rFonts w:ascii="Times New Roman" w:hAnsi="Times New Roman" w:cs="Times New Roman"/>
-          <w:b/>
-          <w:bCs/>
-          <w:sz w:val="24"/>
-          <w:szCs w:val="24"/>
-        </w:rPr>
-      </w:pPr>
-    </w:p>
-    <w:p>
-      <w:pPr>
-        <w:rPr>
-          <w:rFonts w:ascii="Times New Roman" w:hAnsi="Times New Roman" w:cs="Times New Roman"/>
-          <w:b/>
-          <w:bCs/>
-          <w:sz w:val="24"/>
-          <w:szCs w:val="24"/>
-        </w:rPr>
-      </w:pPr>
-    </w:p>
-    <w:p>
-      <w:pPr>
-        <w:rPr>
-          <w:rFonts w:ascii="Times New Roman" w:hAnsi="Times New Roman" w:cs="Times New Roman"/>
-          <w:b/>
-          <w:bCs/>
-          <w:sz w:val="24"/>
-          <w:szCs w:val="24"/>
-        </w:rPr>
-      </w:pPr>
-    </w:p>
-    <w:p>
-      <w:pPr>
-        <w:rPr>
-          <w:rFonts w:ascii="Times New Roman" w:hAnsi="Times New Roman" w:cs="Times New Roman"/>
-          <w:b/>
-          <w:bCs/>
-          <w:sz w:val="24"/>
-          <w:szCs w:val="24"/>
-        </w:rPr>
-      </w:pPr>
-    </w:p>
-    <w:p>
-      <w:pPr>
-        <w:rPr>
-          <w:rFonts w:ascii="Times New Roman" w:hAnsi="Times New Roman" w:cs="Times New Roman"/>
-          <w:b/>
-          <w:bCs/>
-          <w:sz w:val="24"/>
-          <w:szCs w:val="24"/>
-        </w:rPr>
-      </w:pPr>
-    </w:p>
-    <w:p>
-      <w:pPr>
-        <w:rPr>
-          <w:rFonts w:ascii="Times New Roman" w:hAnsi="Times New Roman" w:cs="Times New Roman"/>
-          <w:b/>
-          <w:bCs/>
-          <w:sz w:val="24"/>
-          <w:szCs w:val="24"/>
-        </w:rPr>
-      </w:pPr>
-    </w:p>
-    <w:p>
-      <w:pPr>
-        <w:rPr>
-          <w:rFonts w:ascii="Times New Roman" w:hAnsi="Times New Roman" w:cs="Times New Roman"/>
-          <w:b/>
-          <w:bCs/>
-          <w:sz w:val="24"/>
-          <w:szCs w:val="24"/>
-        </w:rPr>
-      </w:pPr>
-    </w:p>
-    <w:p>
-      <w:pPr>
-        <w:rPr>
-          <w:rFonts w:ascii="Times New Roman" w:hAnsi="Times New Roman" w:cs="Times New Roman"/>
-          <w:b/>
-          <w:bCs/>
-          <w:sz w:val="24"/>
-          <w:szCs w:val="24"/>
-        </w:rPr>
-      </w:pPr>
-    </w:p>
-    <w:p>
-      <w:pPr>
-        <w:rPr>
-          <w:rFonts w:ascii="Times New Roman" w:hAnsi="Times New Roman" w:cs="Times New Roman"/>
-          <w:b/>
-          <w:bCs/>
-          <w:sz w:val="24"/>
-          <w:szCs w:val="24"/>
-        </w:rPr>
-      </w:pPr>
-    </w:p>
-    <w:p>
-      <w:pPr>
-        <w:rPr>
-          <w:rFonts w:ascii="Times New Roman" w:hAnsi="Times New Roman" w:cs="Times New Roman"/>
-          <w:b/>
-          <w:bCs/>
-          <w:sz w:val="24"/>
-          <w:szCs w:val="24"/>
-        </w:rPr>
-      </w:pPr>
-    </w:p>
-    <w:p>
-      <w:pPr>
-        <w:rPr>
-          <w:rFonts w:ascii="Times New Roman" w:hAnsi="Times New Roman" w:cs="Times New Roman"/>
-          <w:b/>
-          <w:bCs/>
-          <w:sz w:val="24"/>
-          <w:szCs w:val="24"/>
-        </w:rPr>
-      </w:pPr>
-    </w:p>
-    <w:p>
-      <w:pPr>
-        <w:rPr>
-          <w:rFonts w:ascii="Times New Roman" w:hAnsi="Times New Roman" w:cs="Times New Roman"/>
-          <w:b/>
-          <w:bCs/>
-          <w:sz w:val="24"/>
-          <w:szCs w:val="24"/>
-        </w:rPr>
-      </w:pPr>
-    </w:p>
-    <w:p>
-      <w:pPr>
-        <w:rPr>
-          <w:rFonts w:ascii="Times New Roman" w:hAnsi="Times New Roman" w:cs="Times New Roman"/>
-          <w:b/>
-          <w:bCs/>
-          <w:sz w:val="24"/>
-          <w:szCs w:val="24"/>
-        </w:rPr>
-      </w:pPr>
-    </w:p>
-    <w:p>
-      <w:pPr>
-        <w:rPr>
-          <w:rFonts w:ascii="Times New Roman" w:hAnsi="Times New Roman" w:cs="Times New Roman"/>
-          <w:b/>
-          <w:bCs/>
-          <w:sz w:val="24"/>
-          <w:szCs w:val="24"/>
-        </w:rPr>
-      </w:pPr>
-    </w:p>
-    <w:p>
-      <w:pPr>
-        <w:rPr>
-          <w:rFonts w:ascii="Times New Roman" w:hAnsi="Times New Roman" w:cs="Times New Roman"/>
-          <w:b/>
-          <w:bCs/>
-          <w:sz w:val="24"/>
-          <w:szCs w:val="24"/>
-        </w:rPr>
-      </w:pPr>
-    </w:p>
-    <w:p>
-      <w:pPr>
-        <w:rPr>
-          <w:rFonts w:ascii="Times New Roman" w:hAnsi="Times New Roman" w:cs="Times New Roman"/>
-          <w:b/>
-          <w:bCs/>
-          <w:sz w:val="24"/>
-          <w:szCs w:val="24"/>
-        </w:rPr>
-      </w:pPr>
-    </w:p>
-    <w:p>
-      <w:pPr>
-        <w:rPr>
-          <w:rFonts w:ascii="Times New Roman" w:hAnsi="Times New Roman" w:cs="Times New Roman"/>
-          <w:b/>
-          <w:bCs/>
-          <w:sz w:val="24"/>
-          <w:szCs w:val="24"/>
-        </w:rPr>
-      </w:pPr>
-    </w:p>
-    <w:p>
-      <w:pPr>
-        <w:rPr>
-          <w:rFonts w:ascii="Times New Roman" w:hAnsi="Times New Roman" w:cs="Times New Roman"/>
-          <w:b/>
-          <w:bCs/>
-          <w:sz w:val="24"/>
-          <w:szCs w:val="24"/>
-        </w:rPr>
-      </w:pPr>
-    </w:p>
-    <w:p>
-      <w:pPr>
-        <w:rPr>
-          <w:rFonts w:ascii="Times New Roman" w:hAnsi="Times New Roman" w:cs="Times New Roman"/>
-          <w:b/>
-          <w:bCs/>
-          <w:sz w:val="24"/>
-          <w:szCs w:val="24"/>
-        </w:rPr>
-      </w:pPr>
-    </w:p>
-    <w:p>
-      <w:pPr>
-        <w:rPr>
-          <w:rFonts w:ascii="Times New Roman" w:hAnsi="Times New Roman" w:cs="Times New Roman"/>
-          <w:b/>
-          <w:bCs/>
-          <w:sz w:val="24"/>
-          <w:szCs w:val="24"/>
-        </w:rPr>
-      </w:pPr>
-    </w:p>
-    <w:p>
-      <w:pPr>
-        <w:rPr>
-          <w:rFonts w:ascii="Times New Roman" w:hAnsi="Times New Roman" w:cs="Times New Roman"/>
-          <w:b/>
-          <w:bCs/>
-          <w:sz w:val="24"/>
-          <w:szCs w:val="24"/>
-        </w:rPr>
-      </w:pPr>
-    </w:p>
-    <w:p>
-      <w:pPr>
-        <w:rPr>
-          <w:rFonts w:ascii="Times New Roman" w:hAnsi="Times New Roman" w:cs="Times New Roman"/>
-          <w:b/>
-          <w:bCs/>
-          <w:sz w:val="24"/>
-          <w:szCs w:val="24"/>
-        </w:rPr>
-      </w:pPr>
-    </w:p>
-    <w:p>
-      <w:pPr>
-        <w:rPr>
-          <w:rFonts w:ascii="Times New Roman" w:hAnsi="Times New Roman" w:cs="Times New Roman"/>
-          <w:b/>
-          <w:bCs/>
-          <w:sz w:val="24"/>
-          <w:szCs w:val="24"/>
-        </w:rPr>
-      </w:pPr>
-    </w:p>
-    <w:p>
-      <w:pPr>
-        <w:rPr>
-          <w:rFonts w:ascii="Times New Roman" w:hAnsi="Times New Roman" w:cs="Times New Roman"/>
-          <w:b/>
-          <w:bCs/>
-          <w:sz w:val="24"/>
-          <w:szCs w:val="24"/>
-        </w:rPr>
-      </w:pPr>
-    </w:p>
-    <w:p>
-      <w:pPr>
-        <w:rPr>
-          <w:rFonts w:ascii="Times New Roman" w:hAnsi="Times New Roman" w:cs="Times New Roman"/>
-          <w:b/>
-          <w:bCs/>
-          <w:sz w:val="24"/>
-          <w:szCs w:val="24"/>
-        </w:rPr>
-      </w:pPr>
-    </w:p>
-    <w:p>
-      <w:pPr>
-        <w:rPr>
-          <w:rFonts w:ascii="Times New Roman" w:hAnsi="Times New Roman" w:cs="Times New Roman"/>
-          <w:b/>
-          <w:bCs/>
-          <w:sz w:val="24"/>
-          <w:szCs w:val="24"/>
-        </w:rPr>
-      </w:pPr>
-    </w:p>
-    <w:p>
-      <w:pPr>
-        <w:rPr>
-          <w:rFonts w:ascii="Times New Roman" w:hAnsi="Times New Roman" w:cs="Times New Roman"/>
-          <w:b/>
-          <w:bCs/>
-          <w:sz w:val="24"/>
-          <w:szCs w:val="24"/>
-        </w:rPr>
-      </w:pPr>
-    </w:p>
-    <w:p>
-      <w:pPr>
-        <w:rPr>
-          <w:rFonts w:ascii="Times New Roman" w:hAnsi="Times New Roman" w:cs="Times New Roman"/>
-          <w:b/>
-          <w:bCs/>
-          <w:sz w:val="24"/>
-          <w:szCs w:val="24"/>
-        </w:rPr>
-      </w:pPr>
-    </w:p>
-    <w:p>
-      <w:pPr>
-        <w:rPr>
-          <w:rFonts w:ascii="Times New Roman" w:hAnsi="Times New Roman" w:cs="Times New Roman"/>
-          <w:b/>
-          <w:bCs/>
-          <w:sz w:val="24"/>
-          <w:szCs w:val="24"/>
-        </w:rPr>
-      </w:pPr>
-    </w:p>
-    <w:p>
-      <w:pPr>
-        <w:rPr>
-          <w:rFonts w:ascii="Times New Roman" w:hAnsi="Times New Roman" w:cs="Times New Roman"/>
-          <w:b/>
-          <w:bCs/>
-          <w:sz w:val="24"/>
-          <w:szCs w:val="24"/>
-        </w:rPr>
-      </w:pPr>
-    </w:p>
-    <w:p>
-      <w:pPr>
-        <w:rPr>
-          <w:rFonts w:ascii="Times New Roman" w:hAnsi="Times New Roman" w:cs="Times New Roman"/>
-          <w:b/>
-          <w:bCs/>
-          <w:sz w:val="24"/>
-          <w:szCs w:val="24"/>
-        </w:rPr>
-      </w:pPr>
-    </w:p>
-    <w:p>
-      <w:pPr>
-        <w:rPr>
-          <w:rFonts w:ascii="Times New Roman" w:hAnsi="Times New Roman" w:cs="Times New Roman"/>
-          <w:b/>
-          <w:bCs/>
-          <w:sz w:val="24"/>
-          <w:szCs w:val="24"/>
-        </w:rPr>
-      </w:pPr>
-    </w:p>
-    <w:p>
-      <w:pPr>
-        <w:rPr>
-          <w:rFonts w:ascii="Times New Roman" w:hAnsi="Times New Roman" w:cs="Times New Roman"/>
-          <w:b/>
-          <w:bCs/>
-          <w:sz w:val="24"/>
-          <w:szCs w:val="24"/>
-        </w:rPr>
-      </w:pPr>
-    </w:p>
-    <w:p>
-      <w:pPr>
-        <w:rPr>
-          <w:rFonts w:ascii="Times New Roman" w:hAnsi="Times New Roman" w:cs="Times New Roman"/>
-          <w:b/>
-          <w:bCs/>
-          <w:sz w:val="24"/>
-          <w:szCs w:val="24"/>
-        </w:rPr>
-      </w:pPr>
-    </w:p>
-    <w:p>
-      <w:pPr>
-        <w:rPr>
-          <w:rFonts w:ascii="Times New Roman" w:hAnsi="Times New Roman" w:cs="Times New Roman"/>
-          <w:b/>
-          <w:bCs/>
-          <w:sz w:val="24"/>
-          <w:szCs w:val="24"/>
-        </w:rPr>
-      </w:pPr>
-    </w:p>
-    <w:p>
-      <w:pPr>
-        <w:rPr>
-          <w:rFonts w:ascii="Times New Roman" w:hAnsi="Times New Roman" w:cs="Times New Roman"/>
-          <w:b/>
-          <w:bCs/>
-          <w:sz w:val="24"/>
-          <w:szCs w:val="24"/>
-        </w:rPr>
-      </w:pPr>
-    </w:p>
-    <w:p>
-      <w:pPr>
-        <w:rPr>
-          <w:rFonts w:ascii="Times New Roman" w:hAnsi="Times New Roman" w:cs="Times New Roman"/>
-          <w:b/>
-          <w:bCs/>
-          <w:sz w:val="24"/>
-          <w:szCs w:val="24"/>
-        </w:rPr>
-      </w:pPr>
-    </w:p>
-    <w:p>
-      <w:pPr>
-        <w:rPr>
-          <w:rFonts w:ascii="Times New Roman" w:hAnsi="Times New Roman" w:cs="Times New Roman"/>
-          <w:b/>
-          <w:bCs/>
-          <w:sz w:val="24"/>
-          <w:szCs w:val="24"/>
-        </w:rPr>
-      </w:pPr>
-    </w:p>
-    <w:p>
-      <w:pPr>
-        <w:rPr>
-          <w:rFonts w:ascii="Times New Roman" w:hAnsi="Times New Roman" w:cs="Times New Roman"/>
-          <w:b/>
-          <w:bCs/>
-          <w:sz w:val="24"/>
-          <w:szCs w:val="24"/>
-        </w:rPr>
-      </w:pPr>
-    </w:p>
-    <w:p>
-      <w:pPr>
-        <w:rPr>
-          <w:rFonts w:ascii="Times New Roman" w:hAnsi="Times New Roman" w:cs="Times New Roman"/>
-          <w:b/>
-          <w:bCs/>
-          <w:sz w:val="24"/>
-          <w:szCs w:val="24"/>
-        </w:rPr>
-      </w:pPr>
-    </w:p>
-    <w:p>
-      <w:pPr>
-        <w:rPr>
-          <w:rFonts w:ascii="Times New Roman" w:hAnsi="Times New Roman" w:cs="Times New Roman"/>
-          <w:b/>
-          <w:bCs/>
-          <w:sz w:val="24"/>
-          <w:szCs w:val="24"/>
-        </w:rPr>
-      </w:pPr>
-    </w:p>
-    <w:p>
-      <w:pPr>
-        <w:rPr>
-          <w:rFonts w:ascii="Times New Roman" w:hAnsi="Times New Roman" w:cs="Times New Roman"/>
-          <w:b/>
-          <w:bCs/>
-          <w:sz w:val="24"/>
-          <w:szCs w:val="24"/>
-        </w:rPr>
-      </w:pPr>
-    </w:p>
-    <w:p>
-      <w:pPr>
-        <w:rPr>
-          <w:rFonts w:ascii="Times New Roman" w:hAnsi="Times New Roman" w:cs="Times New Roman"/>
-          <w:b/>
-          <w:bCs/>
-          <w:sz w:val="24"/>
-          <w:szCs w:val="24"/>
-        </w:rPr>
-      </w:pPr>
-    </w:p>
-    <w:p>
-      <w:pPr>
-        <w:rPr>
-          <w:rFonts w:ascii="Times New Roman" w:hAnsi="Times New Roman" w:cs="Times New Roman"/>
-          <w:b/>
-          <w:bCs/>
-          <w:sz w:val="24"/>
-          <w:szCs w:val="24"/>
-        </w:rPr>
-      </w:pPr>
-    </w:p>
-    <w:p>
-      <w:pPr>
-        <w:rPr>
-          <w:rFonts w:ascii="Times New Roman" w:hAnsi="Times New Roman" w:cs="Times New Roman"/>
-          <w:b/>
-          <w:bCs/>
-          <w:sz w:val="24"/>
-          <w:szCs w:val="24"/>
-        </w:rPr>
-      </w:pPr>
-    </w:p>
-    <w:p>
-      <w:pPr>
-        <w:rPr>
-          <w:rFonts w:ascii="Times New Roman" w:hAnsi="Times New Roman" w:cs="Times New Roman"/>
-          <w:b/>
-          <w:bCs/>
-          <w:sz w:val="24"/>
-          <w:szCs w:val="24"/>
-        </w:rPr>
-      </w:pPr>
-    </w:p>
-    <w:p>
-      <w:pPr>
-        <w:rPr>
-          <w:rFonts w:ascii="Times New Roman" w:hAnsi="Times New Roman" w:cs="Times New Roman"/>
-          <w:b/>
-          <w:bCs/>
-          <w:sz w:val="24"/>
-          <w:szCs w:val="24"/>
-        </w:rPr>
-      </w:pPr>
-    </w:p>
-    <w:p>
-      <w:pPr>
-        <w:rPr>
-          <w:rFonts w:ascii="Times New Roman" w:hAnsi="Times New Roman" w:cs="Times New Roman"/>
-          <w:b/>
-          <w:bCs/>
-          <w:sz w:val="24"/>
-          <w:szCs w:val="24"/>
-        </w:rPr>
-      </w:pPr>
-    </w:p>
-    <w:p>
-      <w:pPr>
-        <w:rPr>
-          <w:rFonts w:ascii="Times New Roman" w:hAnsi="Times New Roman" w:cs="Times New Roman"/>
-          <w:b/>
-          <w:bCs/>
-          <w:sz w:val="24"/>
-          <w:szCs w:val="24"/>
-        </w:rPr>
-      </w:pPr>
-    </w:p>
-    <w:p>
-      <w:pPr>
-        <w:rPr>
-          <w:rFonts w:ascii="Times New Roman" w:hAnsi="Times New Roman" w:cs="Times New Roman"/>
-          <w:b/>
-          <w:bCs/>
-          <w:sz w:val="24"/>
-          <w:szCs w:val="24"/>
-        </w:rPr>
-      </w:pPr>
-    </w:p>
-    <w:p>
-      <w:pPr>
-        <w:rPr>
-          <w:rFonts w:ascii="Times New Roman" w:hAnsi="Times New Roman" w:cs="Times New Roman"/>
-          <w:b/>
-          <w:bCs/>
-          <w:sz w:val="24"/>
-          <w:szCs w:val="24"/>
-        </w:rPr>
-      </w:pPr>
-    </w:p>
-    <w:p>
-      <w:pPr>
-        <w:rPr>
-          <w:rFonts w:ascii="Times New Roman" w:hAnsi="Times New Roman" w:cs="Times New Roman"/>
-          <w:b/>
-          <w:bCs/>
-          <w:sz w:val="24"/>
-          <w:szCs w:val="24"/>
-        </w:rPr>
-      </w:pPr>
-    </w:p>
+    <w:bookmarkEnd w:id="2"/>
     <w:p>
       <w:pPr>
         <w:rPr>
@@ -2047,10 +2419,123 @@
 <file path=word/numbering.xml><?xml version="1.0" encoding="utf-8"?>
 <w:numbering xmlns:wpc="http://schemas.microsoft.com/office/word/2010/wordprocessingCanvas" xmlns:cx="http://schemas.microsoft.com/office/drawing/2014/chartex" xmlns:cx1="http://schemas.microsoft.com/office/drawing/2015/9/8/chartex" xmlns:cx2="http://schemas.microsoft.com/office/drawing/2015/10/21/chartex" xmlns:cx3="http://schemas.microsoft.com/office/drawing/2016/5/9/chartex" xmlns:cx4="http://schemas.microsoft.com/office/drawing/2016/5/10/chartex" xmlns:cx5="http://schemas.microsoft.com/office/drawing/2016/5/11/chartex" xmlns:cx6="http://schemas.microsoft.com/office/drawing/2016/5/12/chartex" xmlns:cx7="http://schemas.microsoft.com/office/drawing/2016/5/13/chartex" xmlns:cx8="http://schemas.microsoft.com/office/drawing/2016/5/14/chartex" xmlns:mc="http://schemas.openxmlformats.org/markup-compatibility/2006" xmlns:aink="http://schemas.microsoft.com/office/drawing/2016/ink" xmlns:am3d="http://schemas.microsoft.com/office/drawing/2017/model3d" xmlns:o="urn:schemas-microsoft-com:office:office" xmlns:oel="http://schemas.microsoft.com/office/2019/extlst" xmlns:r="http://schemas.openxmlformats.org/officeDocument/2006/relationships" xmlns:m="http://schemas.openxmlformats.org/officeDocument/2006/math" xmlns:v="urn:schemas-microsoft-com:vml" xmlns:wp14="http://schemas.microsoft.com/office/word/2010/wordprocessingDrawing" xmlns:wp="http://schemas.openxmlformats.org/drawingml/2006/wordprocessingDrawing" xmlns:w10="urn:schemas-microsoft-com:office:word" xmlns:w="http://schemas.openxmlformats.org/wordprocessingml/2006/main" xmlns:w14="http://schemas.microsoft.com/office/word/2010/wordml" xmlns:w15="http://schemas.microsoft.com/office/word/2012/wordml" xmlns:w16cex="http://schemas.microsoft.com/office/word/2018/wordml/cex" xmlns:w16cid="http://schemas.microsoft.com/office/word/2016/wordml/cid" xmlns:w16="http://schemas.microsoft.com/office/word/2018/wordml" xmlns:w16du="http://schemas.microsoft.com/office/word/2023/wordml/word16du" xmlns:w16sdtdh="http://schemas.microsoft.com/office/word/2020/wordml/sdtdatahash" xmlns:w16sdtfl="http://schemas.microsoft.com/office/word/2024/wordml/sdtformatlock" xmlns:w16se="http://schemas.microsoft.com/office/word/2015/wordml/symex" xmlns:wpg="http://schemas.microsoft.com/office/word/2010/wordprocessingGroup" xmlns:wpi="http://schemas.microsoft.com/office/word/2010/wordprocessingInk" xmlns:wne="http://schemas.microsoft.com/office/word/2006/wordml" xmlns:wps="http://schemas.microsoft.com/office/word/2010/wordprocessingShape" mc:Ignorable="w14 w15 w16se w16cid w16 w16cex w16sdtdh w16sdtfl w16du wp14">
   <w:abstractNum w:abstractNumId="0" w15:restartNumberingAfterBreak="0">
+    <w:nsid w:val="03C43791"/>
+    <w:multiLevelType w:val="hybridMultilevel"/>
+    <w:tmpl w:val="3A4E3D76"/>
+    <w:lvl w:ilvl="0" w:tplc="280A0001">
+      <w:start w:val="1"/>
+      <w:numFmt w:val="bullet"/>
+      <w:lvlText w:val=""/>
+      <w:lvlJc w:val="left"/>
+      <w:pPr>
+        <w:ind w:left="720" w:hanging="360"/>
+      </w:pPr>
+      <w:rPr>
+        <w:rFonts w:ascii="Symbol" w:hAnsi="Symbol" w:hint="default"/>
+      </w:rPr>
+    </w:lvl>
+    <w:lvl w:ilvl="1" w:tplc="280A0003" w:tentative="1">
+      <w:start w:val="1"/>
+      <w:numFmt w:val="bullet"/>
+      <w:lvlText w:val="o"/>
+      <w:lvlJc w:val="left"/>
+      <w:pPr>
+        <w:ind w:left="1440" w:hanging="360"/>
+      </w:pPr>
+      <w:rPr>
+        <w:rFonts w:ascii="Courier New" w:hAnsi="Courier New" w:cs="Courier New" w:hint="default"/>
+      </w:rPr>
+    </w:lvl>
+    <w:lvl w:ilvl="2" w:tplc="280A0005" w:tentative="1">
+      <w:start w:val="1"/>
+      <w:numFmt w:val="bullet"/>
+      <w:lvlText w:val=""/>
+      <w:lvlJc w:val="left"/>
+      <w:pPr>
+        <w:ind w:left="2160" w:hanging="360"/>
+      </w:pPr>
+      <w:rPr>
+        <w:rFonts w:ascii="Wingdings" w:hAnsi="Wingdings" w:hint="default"/>
+      </w:rPr>
+    </w:lvl>
+    <w:lvl w:ilvl="3" w:tplc="280A0001" w:tentative="1">
+      <w:start w:val="1"/>
+      <w:numFmt w:val="bullet"/>
+      <w:lvlText w:val=""/>
+      <w:lvlJc w:val="left"/>
+      <w:pPr>
+        <w:ind w:left="2880" w:hanging="360"/>
+      </w:pPr>
+      <w:rPr>
+        <w:rFonts w:ascii="Symbol" w:hAnsi="Symbol" w:hint="default"/>
+      </w:rPr>
+    </w:lvl>
+    <w:lvl w:ilvl="4" w:tplc="280A0003" w:tentative="1">
+      <w:start w:val="1"/>
+      <w:numFmt w:val="bullet"/>
+      <w:lvlText w:val="o"/>
+      <w:lvlJc w:val="left"/>
+      <w:pPr>
+        <w:ind w:left="3600" w:hanging="360"/>
+      </w:pPr>
+      <w:rPr>
+        <w:rFonts w:ascii="Courier New" w:hAnsi="Courier New" w:cs="Courier New" w:hint="default"/>
+      </w:rPr>
+    </w:lvl>
+    <w:lvl w:ilvl="5" w:tplc="280A0005" w:tentative="1">
+      <w:start w:val="1"/>
+      <w:numFmt w:val="bullet"/>
+      <w:lvlText w:val=""/>
+      <w:lvlJc w:val="left"/>
+      <w:pPr>
+        <w:ind w:left="4320" w:hanging="360"/>
+      </w:pPr>
+      <w:rPr>
+        <w:rFonts w:ascii="Wingdings" w:hAnsi="Wingdings" w:hint="default"/>
+      </w:rPr>
+    </w:lvl>
+    <w:lvl w:ilvl="6" w:tplc="280A0001" w:tentative="1">
+      <w:start w:val="1"/>
+      <w:numFmt w:val="bullet"/>
+      <w:lvlText w:val=""/>
+      <w:lvlJc w:val="left"/>
+      <w:pPr>
+        <w:ind w:left="5040" w:hanging="360"/>
+      </w:pPr>
+      <w:rPr>
+        <w:rFonts w:ascii="Symbol" w:hAnsi="Symbol" w:hint="default"/>
+      </w:rPr>
+    </w:lvl>
+    <w:lvl w:ilvl="7" w:tplc="280A0003" w:tentative="1">
+      <w:start w:val="1"/>
+      <w:numFmt w:val="bullet"/>
+      <w:lvlText w:val="o"/>
+      <w:lvlJc w:val="left"/>
+      <w:pPr>
+        <w:ind w:left="5760" w:hanging="360"/>
+      </w:pPr>
+      <w:rPr>
+        <w:rFonts w:ascii="Courier New" w:hAnsi="Courier New" w:cs="Courier New" w:hint="default"/>
+      </w:rPr>
+    </w:lvl>
+    <w:lvl w:ilvl="8" w:tplc="280A0005" w:tentative="1">
+      <w:start w:val="1"/>
+      <w:numFmt w:val="bullet"/>
+      <w:lvlText w:val=""/>
+      <w:lvlJc w:val="left"/>
+      <w:pPr>
+        <w:ind w:left="6480" w:hanging="360"/>
+      </w:pPr>
+      <w:rPr>
+        <w:rFonts w:ascii="Wingdings" w:hAnsi="Wingdings" w:hint="default"/>
+      </w:rPr>
+    </w:lvl>
+  </w:abstractNum>
+  <w:abstractNum w:abstractNumId="1" w15:restartNumberingAfterBreak="0">
     <w:nsid w:val="046C4C73"/>
-    <w:multiLevelType w:val="hybridMultilevel"/>
-    <w:tmpl w:val="85B05454"/>
-    <w:lvl w:ilvl="0" w:tplc="51DCEA52">
+    <w:multiLevelType w:val="multilevel"/>
+    <w:tmpl w:val="8AA42A48"/>
+    <w:lvl w:ilvl="0">
       <w:start w:val="1"/>
       <w:numFmt w:val="decimal"/>
       <w:lvlText w:val="%1."/>
@@ -2063,80 +2548,112 @@
         <w:bCs/>
       </w:rPr>
     </w:lvl>
-    <w:lvl w:ilvl="1" w:tplc="280A0019" w:tentative="1">
-      <w:start w:val="1"/>
-      <w:numFmt w:val="lowerLetter"/>
-      <w:lvlText w:val="%2."/>
-      <w:lvlJc w:val="left"/>
-      <w:pPr>
-        <w:ind w:left="1080" w:hanging="360"/>
-      </w:pPr>
-    </w:lvl>
-    <w:lvl w:ilvl="2" w:tplc="280A001B" w:tentative="1">
-      <w:start w:val="1"/>
-      <w:numFmt w:val="lowerRoman"/>
-      <w:lvlText w:val="%3."/>
-      <w:lvlJc w:val="right"/>
-      <w:pPr>
-        <w:ind w:left="1800" w:hanging="180"/>
-      </w:pPr>
-    </w:lvl>
-    <w:lvl w:ilvl="3" w:tplc="280A000F" w:tentative="1">
-      <w:start w:val="1"/>
-      <w:numFmt w:val="decimal"/>
-      <w:lvlText w:val="%4."/>
-      <w:lvlJc w:val="left"/>
-      <w:pPr>
-        <w:ind w:left="2520" w:hanging="360"/>
-      </w:pPr>
-    </w:lvl>
-    <w:lvl w:ilvl="4" w:tplc="280A0019" w:tentative="1">
-      <w:start w:val="1"/>
-      <w:numFmt w:val="lowerLetter"/>
-      <w:lvlText w:val="%5."/>
-      <w:lvlJc w:val="left"/>
-      <w:pPr>
-        <w:ind w:left="3240" w:hanging="360"/>
-      </w:pPr>
-    </w:lvl>
-    <w:lvl w:ilvl="5" w:tplc="280A001B" w:tentative="1">
-      <w:start w:val="1"/>
-      <w:numFmt w:val="lowerRoman"/>
-      <w:lvlText w:val="%6."/>
-      <w:lvlJc w:val="right"/>
-      <w:pPr>
-        <w:ind w:left="3960" w:hanging="180"/>
-      </w:pPr>
-    </w:lvl>
-    <w:lvl w:ilvl="6" w:tplc="280A000F" w:tentative="1">
-      <w:start w:val="1"/>
-      <w:numFmt w:val="decimal"/>
-      <w:lvlText w:val="%7."/>
-      <w:lvlJc w:val="left"/>
-      <w:pPr>
-        <w:ind w:left="4680" w:hanging="360"/>
-      </w:pPr>
-    </w:lvl>
-    <w:lvl w:ilvl="7" w:tplc="280A0019" w:tentative="1">
-      <w:start w:val="1"/>
-      <w:numFmt w:val="lowerLetter"/>
-      <w:lvlText w:val="%8."/>
-      <w:lvlJc w:val="left"/>
-      <w:pPr>
-        <w:ind w:left="5400" w:hanging="360"/>
-      </w:pPr>
-    </w:lvl>
-    <w:lvl w:ilvl="8" w:tplc="280A001B" w:tentative="1">
-      <w:start w:val="1"/>
-      <w:numFmt w:val="lowerRoman"/>
-      <w:lvlText w:val="%9."/>
-      <w:lvlJc w:val="right"/>
-      <w:pPr>
-        <w:ind w:left="6120" w:hanging="180"/>
-      </w:pPr>
+    <w:lvl w:ilvl="1">
+      <w:start w:val="1"/>
+      <w:numFmt w:val="decimal"/>
+      <w:isLgl/>
+      <w:lvlText w:val="%1.%2."/>
+      <w:lvlJc w:val="left"/>
+      <w:pPr>
+        <w:ind w:left="720" w:hanging="360"/>
+      </w:pPr>
+      <w:rPr>
+        <w:rFonts w:hint="default"/>
+      </w:rPr>
+    </w:lvl>
+    <w:lvl w:ilvl="2">
+      <w:start w:val="1"/>
+      <w:numFmt w:val="decimal"/>
+      <w:isLgl/>
+      <w:lvlText w:val="%1.%2.%3."/>
+      <w:lvlJc w:val="left"/>
+      <w:pPr>
+        <w:ind w:left="1440" w:hanging="720"/>
+      </w:pPr>
+      <w:rPr>
+        <w:rFonts w:hint="default"/>
+      </w:rPr>
+    </w:lvl>
+    <w:lvl w:ilvl="3">
+      <w:start w:val="1"/>
+      <w:numFmt w:val="decimal"/>
+      <w:isLgl/>
+      <w:lvlText w:val="%1.%2.%3.%4."/>
+      <w:lvlJc w:val="left"/>
+      <w:pPr>
+        <w:ind w:left="1800" w:hanging="720"/>
+      </w:pPr>
+      <w:rPr>
+        <w:rFonts w:hint="default"/>
+      </w:rPr>
+    </w:lvl>
+    <w:lvl w:ilvl="4">
+      <w:start w:val="1"/>
+      <w:numFmt w:val="decimal"/>
+      <w:isLgl/>
+      <w:lvlText w:val="%1.%2.%3.%4.%5."/>
+      <w:lvlJc w:val="left"/>
+      <w:pPr>
+        <w:ind w:left="2520" w:hanging="1080"/>
+      </w:pPr>
+      <w:rPr>
+        <w:rFonts w:hint="default"/>
+      </w:rPr>
+    </w:lvl>
+    <w:lvl w:ilvl="5">
+      <w:start w:val="1"/>
+      <w:numFmt w:val="decimal"/>
+      <w:isLgl/>
+      <w:lvlText w:val="%1.%2.%3.%4.%5.%6."/>
+      <w:lvlJc w:val="left"/>
+      <w:pPr>
+        <w:ind w:left="2880" w:hanging="1080"/>
+      </w:pPr>
+      <w:rPr>
+        <w:rFonts w:hint="default"/>
+      </w:rPr>
+    </w:lvl>
+    <w:lvl w:ilvl="6">
+      <w:start w:val="1"/>
+      <w:numFmt w:val="decimal"/>
+      <w:isLgl/>
+      <w:lvlText w:val="%1.%2.%3.%4.%5.%6.%7."/>
+      <w:lvlJc w:val="left"/>
+      <w:pPr>
+        <w:ind w:left="3600" w:hanging="1440"/>
+      </w:pPr>
+      <w:rPr>
+        <w:rFonts w:hint="default"/>
+      </w:rPr>
+    </w:lvl>
+    <w:lvl w:ilvl="7">
+      <w:start w:val="1"/>
+      <w:numFmt w:val="decimal"/>
+      <w:isLgl/>
+      <w:lvlText w:val="%1.%2.%3.%4.%5.%6.%7.%8."/>
+      <w:lvlJc w:val="left"/>
+      <w:pPr>
+        <w:ind w:left="3960" w:hanging="1440"/>
+      </w:pPr>
+      <w:rPr>
+        <w:rFonts w:hint="default"/>
+      </w:rPr>
+    </w:lvl>
+    <w:lvl w:ilvl="8">
+      <w:start w:val="1"/>
+      <w:numFmt w:val="decimal"/>
+      <w:isLgl/>
+      <w:lvlText w:val="%1.%2.%3.%4.%5.%6.%7.%8.%9."/>
+      <w:lvlJc w:val="left"/>
+      <w:pPr>
+        <w:ind w:left="4680" w:hanging="1800"/>
+      </w:pPr>
+      <w:rPr>
+        <w:rFonts w:hint="default"/>
+      </w:rPr>
     </w:lvl>
   </w:abstractNum>
-  <w:abstractNum w:abstractNumId="1" w15:restartNumberingAfterBreak="0">
+  <w:abstractNum w:abstractNumId="2" w15:restartNumberingAfterBreak="0">
     <w:nsid w:val="1A277B48"/>
     <w:multiLevelType w:val="hybridMultilevel"/>
     <w:tmpl w:val="AA6208F2"/>
@@ -2249,7 +2766,7 @@
       </w:rPr>
     </w:lvl>
   </w:abstractNum>
-  <w:abstractNum w:abstractNumId="2" w15:restartNumberingAfterBreak="0">
+  <w:abstractNum w:abstractNumId="3" w15:restartNumberingAfterBreak="0">
     <w:nsid w:val="1FB04C33"/>
     <w:multiLevelType w:val="hybridMultilevel"/>
     <w:tmpl w:val="1B141CD8"/>
@@ -2362,7 +2879,7 @@
       </w:rPr>
     </w:lvl>
   </w:abstractNum>
-  <w:abstractNum w:abstractNumId="3" w15:restartNumberingAfterBreak="0">
+  <w:abstractNum w:abstractNumId="4" w15:restartNumberingAfterBreak="0">
     <w:nsid w:val="2EAF31E4"/>
     <w:multiLevelType w:val="hybridMultilevel"/>
     <w:tmpl w:val="84E01CC4"/>
@@ -2475,7 +2992,7 @@
       </w:rPr>
     </w:lvl>
   </w:abstractNum>
-  <w:abstractNum w:abstractNumId="4" w15:restartNumberingAfterBreak="0">
+  <w:abstractNum w:abstractNumId="5" w15:restartNumberingAfterBreak="0">
     <w:nsid w:val="32982584"/>
     <w:multiLevelType w:val="hybridMultilevel"/>
     <w:tmpl w:val="86ACD7D4"/>
@@ -2564,7 +3081,251 @@
       </w:pPr>
     </w:lvl>
   </w:abstractNum>
-  <w:abstractNum w:abstractNumId="5" w15:restartNumberingAfterBreak="0">
+  <w:abstractNum w:abstractNumId="6" w15:restartNumberingAfterBreak="0">
+    <w:nsid w:val="36C5649A"/>
+    <w:multiLevelType w:val="multilevel"/>
+    <w:tmpl w:val="7EAAD184"/>
+    <w:lvl w:ilvl="0">
+      <w:start w:val="7"/>
+      <w:numFmt w:val="decimal"/>
+      <w:lvlText w:val="%1"/>
+      <w:lvlJc w:val="left"/>
+      <w:pPr>
+        <w:ind w:left="360" w:hanging="360"/>
+      </w:pPr>
+      <w:rPr>
+        <w:rFonts w:hint="default"/>
+        <w:b w:val="0"/>
+      </w:rPr>
+    </w:lvl>
+    <w:lvl w:ilvl="1">
+      <w:start w:val="1"/>
+      <w:numFmt w:val="decimal"/>
+      <w:lvlText w:val="%1.%2"/>
+      <w:lvlJc w:val="left"/>
+      <w:pPr>
+        <w:ind w:left="360" w:hanging="360"/>
+      </w:pPr>
+      <w:rPr>
+        <w:rFonts w:hint="default"/>
+        <w:b w:val="0"/>
+      </w:rPr>
+    </w:lvl>
+    <w:lvl w:ilvl="2">
+      <w:start w:val="1"/>
+      <w:numFmt w:val="decimal"/>
+      <w:lvlText w:val="%1.%2.%3"/>
+      <w:lvlJc w:val="left"/>
+      <w:pPr>
+        <w:ind w:left="720" w:hanging="720"/>
+      </w:pPr>
+      <w:rPr>
+        <w:rFonts w:hint="default"/>
+        <w:b w:val="0"/>
+      </w:rPr>
+    </w:lvl>
+    <w:lvl w:ilvl="3">
+      <w:start w:val="1"/>
+      <w:numFmt w:val="decimal"/>
+      <w:lvlText w:val="%1.%2.%3.%4"/>
+      <w:lvlJc w:val="left"/>
+      <w:pPr>
+        <w:ind w:left="720" w:hanging="720"/>
+      </w:pPr>
+      <w:rPr>
+        <w:rFonts w:hint="default"/>
+        <w:b w:val="0"/>
+      </w:rPr>
+    </w:lvl>
+    <w:lvl w:ilvl="4">
+      <w:start w:val="1"/>
+      <w:numFmt w:val="decimal"/>
+      <w:lvlText w:val="%1.%2.%3.%4.%5"/>
+      <w:lvlJc w:val="left"/>
+      <w:pPr>
+        <w:ind w:left="1080" w:hanging="1080"/>
+      </w:pPr>
+      <w:rPr>
+        <w:rFonts w:hint="default"/>
+        <w:b w:val="0"/>
+      </w:rPr>
+    </w:lvl>
+    <w:lvl w:ilvl="5">
+      <w:start w:val="1"/>
+      <w:numFmt w:val="decimal"/>
+      <w:lvlText w:val="%1.%2.%3.%4.%5.%6"/>
+      <w:lvlJc w:val="left"/>
+      <w:pPr>
+        <w:ind w:left="1080" w:hanging="1080"/>
+      </w:pPr>
+      <w:rPr>
+        <w:rFonts w:hint="default"/>
+        <w:b w:val="0"/>
+      </w:rPr>
+    </w:lvl>
+    <w:lvl w:ilvl="6">
+      <w:start w:val="1"/>
+      <w:numFmt w:val="decimal"/>
+      <w:lvlText w:val="%1.%2.%3.%4.%5.%6.%7"/>
+      <w:lvlJc w:val="left"/>
+      <w:pPr>
+        <w:ind w:left="1440" w:hanging="1440"/>
+      </w:pPr>
+      <w:rPr>
+        <w:rFonts w:hint="default"/>
+        <w:b w:val="0"/>
+      </w:rPr>
+    </w:lvl>
+    <w:lvl w:ilvl="7">
+      <w:start w:val="1"/>
+      <w:numFmt w:val="decimal"/>
+      <w:lvlText w:val="%1.%2.%3.%4.%5.%6.%7.%8"/>
+      <w:lvlJc w:val="left"/>
+      <w:pPr>
+        <w:ind w:left="1440" w:hanging="1440"/>
+      </w:pPr>
+      <w:rPr>
+        <w:rFonts w:hint="default"/>
+        <w:b w:val="0"/>
+      </w:rPr>
+    </w:lvl>
+    <w:lvl w:ilvl="8">
+      <w:start w:val="1"/>
+      <w:numFmt w:val="decimal"/>
+      <w:lvlText w:val="%1.%2.%3.%4.%5.%6.%7.%8.%9"/>
+      <w:lvlJc w:val="left"/>
+      <w:pPr>
+        <w:ind w:left="1800" w:hanging="1800"/>
+      </w:pPr>
+      <w:rPr>
+        <w:rFonts w:hint="default"/>
+        <w:b w:val="0"/>
+      </w:rPr>
+    </w:lvl>
+  </w:abstractNum>
+  <w:abstractNum w:abstractNumId="7" w15:restartNumberingAfterBreak="0">
+    <w:nsid w:val="38820F21"/>
+    <w:multiLevelType w:val="multilevel"/>
+    <w:tmpl w:val="34E24916"/>
+    <w:lvl w:ilvl="0">
+      <w:start w:val="7"/>
+      <w:numFmt w:val="decimal"/>
+      <w:lvlText w:val="%1"/>
+      <w:lvlJc w:val="left"/>
+      <w:pPr>
+        <w:ind w:left="360" w:hanging="360"/>
+      </w:pPr>
+      <w:rPr>
+        <w:rFonts w:hint="default"/>
+        <w:b w:val="0"/>
+      </w:rPr>
+    </w:lvl>
+    <w:lvl w:ilvl="1">
+      <w:start w:val="1"/>
+      <w:numFmt w:val="decimal"/>
+      <w:lvlText w:val="%1.%2"/>
+      <w:lvlJc w:val="left"/>
+      <w:pPr>
+        <w:ind w:left="720" w:hanging="360"/>
+      </w:pPr>
+      <w:rPr>
+        <w:rFonts w:hint="default"/>
+        <w:b w:val="0"/>
+      </w:rPr>
+    </w:lvl>
+    <w:lvl w:ilvl="2">
+      <w:start w:val="1"/>
+      <w:numFmt w:val="decimal"/>
+      <w:lvlText w:val="%1.%2.%3"/>
+      <w:lvlJc w:val="left"/>
+      <w:pPr>
+        <w:ind w:left="1440" w:hanging="720"/>
+      </w:pPr>
+      <w:rPr>
+        <w:rFonts w:hint="default"/>
+        <w:b w:val="0"/>
+      </w:rPr>
+    </w:lvl>
+    <w:lvl w:ilvl="3">
+      <w:start w:val="1"/>
+      <w:numFmt w:val="decimal"/>
+      <w:lvlText w:val="%1.%2.%3.%4"/>
+      <w:lvlJc w:val="left"/>
+      <w:pPr>
+        <w:ind w:left="1800" w:hanging="720"/>
+      </w:pPr>
+      <w:rPr>
+        <w:rFonts w:hint="default"/>
+        <w:b w:val="0"/>
+      </w:rPr>
+    </w:lvl>
+    <w:lvl w:ilvl="4">
+      <w:start w:val="1"/>
+      <w:numFmt w:val="decimal"/>
+      <w:lvlText w:val="%1.%2.%3.%4.%5"/>
+      <w:lvlJc w:val="left"/>
+      <w:pPr>
+        <w:ind w:left="2520" w:hanging="1080"/>
+      </w:pPr>
+      <w:rPr>
+        <w:rFonts w:hint="default"/>
+        <w:b w:val="0"/>
+      </w:rPr>
+    </w:lvl>
+    <w:lvl w:ilvl="5">
+      <w:start w:val="1"/>
+      <w:numFmt w:val="decimal"/>
+      <w:lvlText w:val="%1.%2.%3.%4.%5.%6"/>
+      <w:lvlJc w:val="left"/>
+      <w:pPr>
+        <w:ind w:left="2880" w:hanging="1080"/>
+      </w:pPr>
+      <w:rPr>
+        <w:rFonts w:hint="default"/>
+        <w:b w:val="0"/>
+      </w:rPr>
+    </w:lvl>
+    <w:lvl w:ilvl="6">
+      <w:start w:val="1"/>
+      <w:numFmt w:val="decimal"/>
+      <w:lvlText w:val="%1.%2.%3.%4.%5.%6.%7"/>
+      <w:lvlJc w:val="left"/>
+      <w:pPr>
+        <w:ind w:left="3600" w:hanging="1440"/>
+      </w:pPr>
+      <w:rPr>
+        <w:rFonts w:hint="default"/>
+        <w:b w:val="0"/>
+      </w:rPr>
+    </w:lvl>
+    <w:lvl w:ilvl="7">
+      <w:start w:val="1"/>
+      <w:numFmt w:val="decimal"/>
+      <w:lvlText w:val="%1.%2.%3.%4.%5.%6.%7.%8"/>
+      <w:lvlJc w:val="left"/>
+      <w:pPr>
+        <w:ind w:left="3960" w:hanging="1440"/>
+      </w:pPr>
+      <w:rPr>
+        <w:rFonts w:hint="default"/>
+        <w:b w:val="0"/>
+      </w:rPr>
+    </w:lvl>
+    <w:lvl w:ilvl="8">
+      <w:start w:val="1"/>
+      <w:numFmt w:val="decimal"/>
+      <w:lvlText w:val="%1.%2.%3.%4.%5.%6.%7.%8.%9"/>
+      <w:lvlJc w:val="left"/>
+      <w:pPr>
+        <w:ind w:left="4680" w:hanging="1800"/>
+      </w:pPr>
+      <w:rPr>
+        <w:rFonts w:hint="default"/>
+        <w:b w:val="0"/>
+      </w:rPr>
+    </w:lvl>
+  </w:abstractNum>
+  <w:abstractNum w:abstractNumId="8" w15:restartNumberingAfterBreak="0">
     <w:nsid w:val="3B2F3C91"/>
     <w:multiLevelType w:val="hybridMultilevel"/>
     <w:tmpl w:val="DCE4D5F8"/>
@@ -2677,7 +3438,7 @@
       </w:rPr>
     </w:lvl>
   </w:abstractNum>
-  <w:abstractNum w:abstractNumId="6" w15:restartNumberingAfterBreak="0">
+  <w:abstractNum w:abstractNumId="9" w15:restartNumberingAfterBreak="0">
     <w:nsid w:val="3E0578CF"/>
     <w:multiLevelType w:val="hybridMultilevel"/>
     <w:tmpl w:val="BF7A2B24"/>
@@ -2790,7 +3551,242 @@
       </w:rPr>
     </w:lvl>
   </w:abstractNum>
-  <w:abstractNum w:abstractNumId="7" w15:restartNumberingAfterBreak="0">
+  <w:abstractNum w:abstractNumId="10" w15:restartNumberingAfterBreak="0">
+    <w:nsid w:val="40C33FC7"/>
+    <w:multiLevelType w:val="hybridMultilevel"/>
+    <w:tmpl w:val="EEA4B6BA"/>
+    <w:lvl w:ilvl="0" w:tplc="280A0001">
+      <w:start w:val="1"/>
+      <w:numFmt w:val="bullet"/>
+      <w:lvlText w:val=""/>
+      <w:lvlJc w:val="left"/>
+      <w:pPr>
+        <w:ind w:left="720" w:hanging="360"/>
+      </w:pPr>
+      <w:rPr>
+        <w:rFonts w:ascii="Symbol" w:hAnsi="Symbol" w:hint="default"/>
+      </w:rPr>
+    </w:lvl>
+    <w:lvl w:ilvl="1" w:tplc="280A0003" w:tentative="1">
+      <w:start w:val="1"/>
+      <w:numFmt w:val="bullet"/>
+      <w:lvlText w:val="o"/>
+      <w:lvlJc w:val="left"/>
+      <w:pPr>
+        <w:ind w:left="1440" w:hanging="360"/>
+      </w:pPr>
+      <w:rPr>
+        <w:rFonts w:ascii="Courier New" w:hAnsi="Courier New" w:cs="Courier New" w:hint="default"/>
+      </w:rPr>
+    </w:lvl>
+    <w:lvl w:ilvl="2" w:tplc="280A0005" w:tentative="1">
+      <w:start w:val="1"/>
+      <w:numFmt w:val="bullet"/>
+      <w:lvlText w:val=""/>
+      <w:lvlJc w:val="left"/>
+      <w:pPr>
+        <w:ind w:left="2160" w:hanging="360"/>
+      </w:pPr>
+      <w:rPr>
+        <w:rFonts w:ascii="Wingdings" w:hAnsi="Wingdings" w:hint="default"/>
+      </w:rPr>
+    </w:lvl>
+    <w:lvl w:ilvl="3" w:tplc="280A0001" w:tentative="1">
+      <w:start w:val="1"/>
+      <w:numFmt w:val="bullet"/>
+      <w:lvlText w:val=""/>
+      <w:lvlJc w:val="left"/>
+      <w:pPr>
+        <w:ind w:left="2880" w:hanging="360"/>
+      </w:pPr>
+      <w:rPr>
+        <w:rFonts w:ascii="Symbol" w:hAnsi="Symbol" w:hint="default"/>
+      </w:rPr>
+    </w:lvl>
+    <w:lvl w:ilvl="4" w:tplc="280A0003" w:tentative="1">
+      <w:start w:val="1"/>
+      <w:numFmt w:val="bullet"/>
+      <w:lvlText w:val="o"/>
+      <w:lvlJc w:val="left"/>
+      <w:pPr>
+        <w:ind w:left="3600" w:hanging="360"/>
+      </w:pPr>
+      <w:rPr>
+        <w:rFonts w:ascii="Courier New" w:hAnsi="Courier New" w:cs="Courier New" w:hint="default"/>
+      </w:rPr>
+    </w:lvl>
+    <w:lvl w:ilvl="5" w:tplc="280A0005" w:tentative="1">
+      <w:start w:val="1"/>
+      <w:numFmt w:val="bullet"/>
+      <w:lvlText w:val=""/>
+      <w:lvlJc w:val="left"/>
+      <w:pPr>
+        <w:ind w:left="4320" w:hanging="360"/>
+      </w:pPr>
+      <w:rPr>
+        <w:rFonts w:ascii="Wingdings" w:hAnsi="Wingdings" w:hint="default"/>
+      </w:rPr>
+    </w:lvl>
+    <w:lvl w:ilvl="6" w:tplc="280A0001" w:tentative="1">
+      <w:start w:val="1"/>
+      <w:numFmt w:val="bullet"/>
+      <w:lvlText w:val=""/>
+      <w:lvlJc w:val="left"/>
+      <w:pPr>
+        <w:ind w:left="5040" w:hanging="360"/>
+      </w:pPr>
+      <w:rPr>
+        <w:rFonts w:ascii="Symbol" w:hAnsi="Symbol" w:hint="default"/>
+      </w:rPr>
+    </w:lvl>
+    <w:lvl w:ilvl="7" w:tplc="280A0003" w:tentative="1">
+      <w:start w:val="1"/>
+      <w:numFmt w:val="bullet"/>
+      <w:lvlText w:val="o"/>
+      <w:lvlJc w:val="left"/>
+      <w:pPr>
+        <w:ind w:left="5760" w:hanging="360"/>
+      </w:pPr>
+      <w:rPr>
+        <w:rFonts w:ascii="Courier New" w:hAnsi="Courier New" w:cs="Courier New" w:hint="default"/>
+      </w:rPr>
+    </w:lvl>
+    <w:lvl w:ilvl="8" w:tplc="280A0005" w:tentative="1">
+      <w:start w:val="1"/>
+      <w:numFmt w:val="bullet"/>
+      <w:lvlText w:val=""/>
+      <w:lvlJc w:val="left"/>
+      <w:pPr>
+        <w:ind w:left="6480" w:hanging="360"/>
+      </w:pPr>
+      <w:rPr>
+        <w:rFonts w:ascii="Wingdings" w:hAnsi="Wingdings" w:hint="default"/>
+      </w:rPr>
+    </w:lvl>
+  </w:abstractNum>
+  <w:abstractNum w:abstractNumId="11" w15:restartNumberingAfterBreak="0">
+    <w:nsid w:val="46F55FA8"/>
+    <w:multiLevelType w:val="multilevel"/>
+    <w:tmpl w:val="8AA42A48"/>
+    <w:lvl w:ilvl="0">
+      <w:start w:val="1"/>
+      <w:numFmt w:val="decimal"/>
+      <w:lvlText w:val="%1."/>
+      <w:lvlJc w:val="left"/>
+      <w:pPr>
+        <w:ind w:left="360" w:hanging="360"/>
+      </w:pPr>
+      <w:rPr>
+        <w:b/>
+        <w:bCs/>
+      </w:rPr>
+    </w:lvl>
+    <w:lvl w:ilvl="1">
+      <w:start w:val="1"/>
+      <w:numFmt w:val="decimal"/>
+      <w:isLgl/>
+      <w:lvlText w:val="%1.%2."/>
+      <w:lvlJc w:val="left"/>
+      <w:pPr>
+        <w:ind w:left="720" w:hanging="360"/>
+      </w:pPr>
+      <w:rPr>
+        <w:rFonts w:hint="default"/>
+      </w:rPr>
+    </w:lvl>
+    <w:lvl w:ilvl="2">
+      <w:start w:val="1"/>
+      <w:numFmt w:val="decimal"/>
+      <w:isLgl/>
+      <w:lvlText w:val="%1.%2.%3."/>
+      <w:lvlJc w:val="left"/>
+      <w:pPr>
+        <w:ind w:left="1440" w:hanging="720"/>
+      </w:pPr>
+      <w:rPr>
+        <w:rFonts w:hint="default"/>
+      </w:rPr>
+    </w:lvl>
+    <w:lvl w:ilvl="3">
+      <w:start w:val="1"/>
+      <w:numFmt w:val="decimal"/>
+      <w:isLgl/>
+      <w:lvlText w:val="%1.%2.%3.%4."/>
+      <w:lvlJc w:val="left"/>
+      <w:pPr>
+        <w:ind w:left="1800" w:hanging="720"/>
+      </w:pPr>
+      <w:rPr>
+        <w:rFonts w:hint="default"/>
+      </w:rPr>
+    </w:lvl>
+    <w:lvl w:ilvl="4">
+      <w:start w:val="1"/>
+      <w:numFmt w:val="decimal"/>
+      <w:isLgl/>
+      <w:lvlText w:val="%1.%2.%3.%4.%5."/>
+      <w:lvlJc w:val="left"/>
+      <w:pPr>
+        <w:ind w:left="2520" w:hanging="1080"/>
+      </w:pPr>
+      <w:rPr>
+        <w:rFonts w:hint="default"/>
+      </w:rPr>
+    </w:lvl>
+    <w:lvl w:ilvl="5">
+      <w:start w:val="1"/>
+      <w:numFmt w:val="decimal"/>
+      <w:isLgl/>
+      <w:lvlText w:val="%1.%2.%3.%4.%5.%6."/>
+      <w:lvlJc w:val="left"/>
+      <w:pPr>
+        <w:ind w:left="2880" w:hanging="1080"/>
+      </w:pPr>
+      <w:rPr>
+        <w:rFonts w:hint="default"/>
+      </w:rPr>
+    </w:lvl>
+    <w:lvl w:ilvl="6">
+      <w:start w:val="1"/>
+      <w:numFmt w:val="decimal"/>
+      <w:isLgl/>
+      <w:lvlText w:val="%1.%2.%3.%4.%5.%6.%7."/>
+      <w:lvlJc w:val="left"/>
+      <w:pPr>
+        <w:ind w:left="3600" w:hanging="1440"/>
+      </w:pPr>
+      <w:rPr>
+        <w:rFonts w:hint="default"/>
+      </w:rPr>
+    </w:lvl>
+    <w:lvl w:ilvl="7">
+      <w:start w:val="1"/>
+      <w:numFmt w:val="decimal"/>
+      <w:isLgl/>
+      <w:lvlText w:val="%1.%2.%3.%4.%5.%6.%7.%8."/>
+      <w:lvlJc w:val="left"/>
+      <w:pPr>
+        <w:ind w:left="3960" w:hanging="1440"/>
+      </w:pPr>
+      <w:rPr>
+        <w:rFonts w:hint="default"/>
+      </w:rPr>
+    </w:lvl>
+    <w:lvl w:ilvl="8">
+      <w:start w:val="1"/>
+      <w:numFmt w:val="decimal"/>
+      <w:isLgl/>
+      <w:lvlText w:val="%1.%2.%3.%4.%5.%6.%7.%8.%9."/>
+      <w:lvlJc w:val="left"/>
+      <w:pPr>
+        <w:ind w:left="4680" w:hanging="1800"/>
+      </w:pPr>
+      <w:rPr>
+        <w:rFonts w:hint="default"/>
+      </w:rPr>
+    </w:lvl>
+  </w:abstractNum>
+  <w:abstractNum w:abstractNumId="12" w15:restartNumberingAfterBreak="0">
     <w:nsid w:val="4A4E5EC7"/>
     <w:multiLevelType w:val="hybridMultilevel"/>
     <w:tmpl w:val="64E2B34C"/>
@@ -2903,7 +3899,93 @@
       </w:rPr>
     </w:lvl>
   </w:abstractNum>
-  <w:abstractNum w:abstractNumId="8" w15:restartNumberingAfterBreak="0">
+  <w:abstractNum w:abstractNumId="13" w15:restartNumberingAfterBreak="0">
+    <w:nsid w:val="516963DF"/>
+    <w:multiLevelType w:val="hybridMultilevel"/>
+    <w:tmpl w:val="693E06D6"/>
+    <w:lvl w:ilvl="0" w:tplc="280A000F">
+      <w:start w:val="1"/>
+      <w:numFmt w:val="decimal"/>
+      <w:lvlText w:val="%1."/>
+      <w:lvlJc w:val="left"/>
+      <w:pPr>
+        <w:ind w:left="720" w:hanging="360"/>
+      </w:pPr>
+    </w:lvl>
+    <w:lvl w:ilvl="1" w:tplc="280A0019" w:tentative="1">
+      <w:start w:val="1"/>
+      <w:numFmt w:val="lowerLetter"/>
+      <w:lvlText w:val="%2."/>
+      <w:lvlJc w:val="left"/>
+      <w:pPr>
+        <w:ind w:left="1440" w:hanging="360"/>
+      </w:pPr>
+    </w:lvl>
+    <w:lvl w:ilvl="2" w:tplc="280A001B" w:tentative="1">
+      <w:start w:val="1"/>
+      <w:numFmt w:val="lowerRoman"/>
+      <w:lvlText w:val="%3."/>
+      <w:lvlJc w:val="right"/>
+      <w:pPr>
+        <w:ind w:left="2160" w:hanging="180"/>
+      </w:pPr>
+    </w:lvl>
+    <w:lvl w:ilvl="3" w:tplc="280A000F" w:tentative="1">
+      <w:start w:val="1"/>
+      <w:numFmt w:val="decimal"/>
+      <w:lvlText w:val="%4."/>
+      <w:lvlJc w:val="left"/>
+      <w:pPr>
+        <w:ind w:left="2880" w:hanging="360"/>
+      </w:pPr>
+    </w:lvl>
+    <w:lvl w:ilvl="4" w:tplc="280A0019" w:tentative="1">
+      <w:start w:val="1"/>
+      <w:numFmt w:val="lowerLetter"/>
+      <w:lvlText w:val="%5."/>
+      <w:lvlJc w:val="left"/>
+      <w:pPr>
+        <w:ind w:left="3600" w:hanging="360"/>
+      </w:pPr>
+    </w:lvl>
+    <w:lvl w:ilvl="5" w:tplc="280A001B" w:tentative="1">
+      <w:start w:val="1"/>
+      <w:numFmt w:val="lowerRoman"/>
+      <w:lvlText w:val="%6."/>
+      <w:lvlJc w:val="right"/>
+      <w:pPr>
+        <w:ind w:left="4320" w:hanging="180"/>
+      </w:pPr>
+    </w:lvl>
+    <w:lvl w:ilvl="6" w:tplc="280A000F" w:tentative="1">
+      <w:start w:val="1"/>
+      <w:numFmt w:val="decimal"/>
+      <w:lvlText w:val="%7."/>
+      <w:lvlJc w:val="left"/>
+      <w:pPr>
+        <w:ind w:left="5040" w:hanging="360"/>
+      </w:pPr>
+    </w:lvl>
+    <w:lvl w:ilvl="7" w:tplc="280A0019" w:tentative="1">
+      <w:start w:val="1"/>
+      <w:numFmt w:val="lowerLetter"/>
+      <w:lvlText w:val="%8."/>
+      <w:lvlJc w:val="left"/>
+      <w:pPr>
+        <w:ind w:left="5760" w:hanging="360"/>
+      </w:pPr>
+    </w:lvl>
+    <w:lvl w:ilvl="8" w:tplc="280A001B" w:tentative="1">
+      <w:start w:val="1"/>
+      <w:numFmt w:val="lowerRoman"/>
+      <w:lvlText w:val="%9."/>
+      <w:lvlJc w:val="right"/>
+      <w:pPr>
+        <w:ind w:left="6480" w:hanging="180"/>
+      </w:pPr>
+    </w:lvl>
+  </w:abstractNum>
+  <w:abstractNum w:abstractNumId="14" w15:restartNumberingAfterBreak="0">
     <w:nsid w:val="52043652"/>
     <w:multiLevelType w:val="hybridMultilevel"/>
     <w:tmpl w:val="6694D66E"/>
@@ -3016,7 +4098,120 @@
       </w:rPr>
     </w:lvl>
   </w:abstractNum>
-  <w:abstractNum w:abstractNumId="9" w15:restartNumberingAfterBreak="0">
+  <w:abstractNum w:abstractNumId="15" w15:restartNumberingAfterBreak="0">
+    <w:nsid w:val="5AED7347"/>
+    <w:multiLevelType w:val="multilevel"/>
+    <w:tmpl w:val="577C96FC"/>
+    <w:lvl w:ilvl="0">
+      <w:start w:val="7"/>
+      <w:numFmt w:val="decimal"/>
+      <w:lvlText w:val="%1"/>
+      <w:lvlJc w:val="left"/>
+      <w:pPr>
+        <w:ind w:left="480" w:hanging="480"/>
+      </w:pPr>
+      <w:rPr>
+        <w:rFonts w:hint="default"/>
+      </w:rPr>
+    </w:lvl>
+    <w:lvl w:ilvl="1">
+      <w:start w:val="2"/>
+      <w:numFmt w:val="decimal"/>
+      <w:lvlText w:val="%1.%2"/>
+      <w:lvlJc w:val="left"/>
+      <w:pPr>
+        <w:ind w:left="480" w:hanging="480"/>
+      </w:pPr>
+      <w:rPr>
+        <w:rFonts w:hint="default"/>
+      </w:rPr>
+    </w:lvl>
+    <w:lvl w:ilvl="2">
+      <w:start w:val="1"/>
+      <w:numFmt w:val="decimal"/>
+      <w:lvlText w:val="%1.%2.%3"/>
+      <w:lvlJc w:val="left"/>
+      <w:pPr>
+        <w:ind w:left="720" w:hanging="720"/>
+      </w:pPr>
+      <w:rPr>
+        <w:rFonts w:hint="default"/>
+      </w:rPr>
+    </w:lvl>
+    <w:lvl w:ilvl="3">
+      <w:start w:val="1"/>
+      <w:numFmt w:val="decimal"/>
+      <w:lvlText w:val="%1.%2.%3.%4"/>
+      <w:lvlJc w:val="left"/>
+      <w:pPr>
+        <w:ind w:left="720" w:hanging="720"/>
+      </w:pPr>
+      <w:rPr>
+        <w:rFonts w:hint="default"/>
+      </w:rPr>
+    </w:lvl>
+    <w:lvl w:ilvl="4">
+      <w:start w:val="1"/>
+      <w:numFmt w:val="decimal"/>
+      <w:lvlText w:val="%1.%2.%3.%4.%5"/>
+      <w:lvlJc w:val="left"/>
+      <w:pPr>
+        <w:ind w:left="1080" w:hanging="1080"/>
+      </w:pPr>
+      <w:rPr>
+        <w:rFonts w:hint="default"/>
+      </w:rPr>
+    </w:lvl>
+    <w:lvl w:ilvl="5">
+      <w:start w:val="1"/>
+      <w:numFmt w:val="decimal"/>
+      <w:lvlText w:val="%1.%2.%3.%4.%5.%6"/>
+      <w:lvlJc w:val="left"/>
+      <w:pPr>
+        <w:ind w:left="1080" w:hanging="1080"/>
+      </w:pPr>
+      <w:rPr>
+        <w:rFonts w:hint="default"/>
+      </w:rPr>
+    </w:lvl>
+    <w:lvl w:ilvl="6">
+      <w:start w:val="1"/>
+      <w:numFmt w:val="decimal"/>
+      <w:lvlText w:val="%1.%2.%3.%4.%5.%6.%7"/>
+      <w:lvlJc w:val="left"/>
+      <w:pPr>
+        <w:ind w:left="1440" w:hanging="1440"/>
+      </w:pPr>
+      <w:rPr>
+        <w:rFonts w:hint="default"/>
+      </w:rPr>
+    </w:lvl>
+    <w:lvl w:ilvl="7">
+      <w:start w:val="1"/>
+      <w:numFmt w:val="decimal"/>
+      <w:lvlText w:val="%1.%2.%3.%4.%5.%6.%7.%8"/>
+      <w:lvlJc w:val="left"/>
+      <w:pPr>
+        <w:ind w:left="1440" w:hanging="1440"/>
+      </w:pPr>
+      <w:rPr>
+        <w:rFonts w:hint="default"/>
+      </w:rPr>
+    </w:lvl>
+    <w:lvl w:ilvl="8">
+      <w:start w:val="1"/>
+      <w:numFmt w:val="decimal"/>
+      <w:lvlText w:val="%1.%2.%3.%4.%5.%6.%7.%8.%9"/>
+      <w:lvlJc w:val="left"/>
+      <w:pPr>
+        <w:ind w:left="1800" w:hanging="1800"/>
+      </w:pPr>
+      <w:rPr>
+        <w:rFonts w:hint="default"/>
+      </w:rPr>
+    </w:lvl>
+  </w:abstractNum>
+  <w:abstractNum w:abstractNumId="16" w15:restartNumberingAfterBreak="0">
     <w:nsid w:val="5E3305DC"/>
     <w:multiLevelType w:val="multilevel"/>
     <w:tmpl w:val="C5168226"/>
@@ -3137,7 +4332,7 @@
       </w:rPr>
     </w:lvl>
   </w:abstractNum>
-  <w:abstractNum w:abstractNumId="10" w15:restartNumberingAfterBreak="0">
+  <w:abstractNum w:abstractNumId="17" w15:restartNumberingAfterBreak="0">
     <w:nsid w:val="5FD946A0"/>
     <w:multiLevelType w:val="hybridMultilevel"/>
     <w:tmpl w:val="65365E5C"/>
@@ -3250,7 +4445,120 @@
       </w:rPr>
     </w:lvl>
   </w:abstractNum>
-  <w:abstractNum w:abstractNumId="11" w15:restartNumberingAfterBreak="0">
+  <w:abstractNum w:abstractNumId="18" w15:restartNumberingAfterBreak="0">
+    <w:nsid w:val="624C44D7"/>
+    <w:multiLevelType w:val="multilevel"/>
+    <w:tmpl w:val="7526D5A4"/>
+    <w:lvl w:ilvl="0">
+      <w:start w:val="7"/>
+      <w:numFmt w:val="decimal"/>
+      <w:lvlText w:val="%1"/>
+      <w:lvlJc w:val="left"/>
+      <w:pPr>
+        <w:ind w:left="480" w:hanging="480"/>
+      </w:pPr>
+      <w:rPr>
+        <w:rFonts w:hint="default"/>
+      </w:rPr>
+    </w:lvl>
+    <w:lvl w:ilvl="1">
+      <w:start w:val="2"/>
+      <w:numFmt w:val="decimal"/>
+      <w:lvlText w:val="%1.%2"/>
+      <w:lvlJc w:val="left"/>
+      <w:pPr>
+        <w:ind w:left="480" w:hanging="480"/>
+      </w:pPr>
+      <w:rPr>
+        <w:rFonts w:hint="default"/>
+      </w:rPr>
+    </w:lvl>
+    <w:lvl w:ilvl="2">
+      <w:start w:val="1"/>
+      <w:numFmt w:val="decimal"/>
+      <w:lvlText w:val="%1.%2.%3"/>
+      <w:lvlJc w:val="left"/>
+      <w:pPr>
+        <w:ind w:left="720" w:hanging="720"/>
+      </w:pPr>
+      <w:rPr>
+        <w:rFonts w:hint="default"/>
+      </w:rPr>
+    </w:lvl>
+    <w:lvl w:ilvl="3">
+      <w:start w:val="1"/>
+      <w:numFmt w:val="decimal"/>
+      <w:lvlText w:val="%1.%2.%3.%4"/>
+      <w:lvlJc w:val="left"/>
+      <w:pPr>
+        <w:ind w:left="720" w:hanging="720"/>
+      </w:pPr>
+      <w:rPr>
+        <w:rFonts w:hint="default"/>
+      </w:rPr>
+    </w:lvl>
+    <w:lvl w:ilvl="4">
+      <w:start w:val="1"/>
+      <w:numFmt w:val="decimal"/>
+      <w:lvlText w:val="%1.%2.%3.%4.%5"/>
+      <w:lvlJc w:val="left"/>
+      <w:pPr>
+        <w:ind w:left="1080" w:hanging="1080"/>
+      </w:pPr>
+      <w:rPr>
+        <w:rFonts w:hint="default"/>
+      </w:rPr>
+    </w:lvl>
+    <w:lvl w:ilvl="5">
+      <w:start w:val="1"/>
+      <w:numFmt w:val="decimal"/>
+      <w:lvlText w:val="%1.%2.%3.%4.%5.%6"/>
+      <w:lvlJc w:val="left"/>
+      <w:pPr>
+        <w:ind w:left="1080" w:hanging="1080"/>
+      </w:pPr>
+      <w:rPr>
+        <w:rFonts w:hint="default"/>
+      </w:rPr>
+    </w:lvl>
+    <w:lvl w:ilvl="6">
+      <w:start w:val="1"/>
+      <w:numFmt w:val="decimal"/>
+      <w:lvlText w:val="%1.%2.%3.%4.%5.%6.%7"/>
+      <w:lvlJc w:val="left"/>
+      <w:pPr>
+        <w:ind w:left="1440" w:hanging="1440"/>
+      </w:pPr>
+      <w:rPr>
+        <w:rFonts w:hint="default"/>
+      </w:rPr>
+    </w:lvl>
+    <w:lvl w:ilvl="7">
+      <w:start w:val="1"/>
+      <w:numFmt w:val="decimal"/>
+      <w:lvlText w:val="%1.%2.%3.%4.%5.%6.%7.%8"/>
+      <w:lvlJc w:val="left"/>
+      <w:pPr>
+        <w:ind w:left="1440" w:hanging="1440"/>
+      </w:pPr>
+      <w:rPr>
+        <w:rFonts w:hint="default"/>
+      </w:rPr>
+    </w:lvl>
+    <w:lvl w:ilvl="8">
+      <w:start w:val="1"/>
+      <w:numFmt w:val="decimal"/>
+      <w:lvlText w:val="%1.%2.%3.%4.%5.%6.%7.%8.%9"/>
+      <w:lvlJc w:val="left"/>
+      <w:pPr>
+        <w:ind w:left="1800" w:hanging="1800"/>
+      </w:pPr>
+      <w:rPr>
+        <w:rFonts w:hint="default"/>
+      </w:rPr>
+    </w:lvl>
+  </w:abstractNum>
+  <w:abstractNum w:abstractNumId="19" w15:restartNumberingAfterBreak="0">
     <w:nsid w:val="62702380"/>
     <w:multiLevelType w:val="multilevel"/>
     <w:tmpl w:val="280A001F"/>
@@ -3336,7 +4644,7 @@
       </w:pPr>
     </w:lvl>
   </w:abstractNum>
-  <w:abstractNum w:abstractNumId="12" w15:restartNumberingAfterBreak="0">
+  <w:abstractNum w:abstractNumId="20" w15:restartNumberingAfterBreak="0">
     <w:nsid w:val="6BED2633"/>
     <w:multiLevelType w:val="hybridMultilevel"/>
     <w:tmpl w:val="58EA7646"/>
@@ -3449,7 +4757,7 @@
       </w:rPr>
     </w:lvl>
   </w:abstractNum>
-  <w:abstractNum w:abstractNumId="13" w15:restartNumberingAfterBreak="0">
+  <w:abstractNum w:abstractNumId="21" w15:restartNumberingAfterBreak="0">
     <w:nsid w:val="73270241"/>
     <w:multiLevelType w:val="hybridMultilevel"/>
     <w:tmpl w:val="4366F658"/>
@@ -3562,7 +4870,7 @@
       </w:rPr>
     </w:lvl>
   </w:abstractNum>
-  <w:abstractNum w:abstractNumId="14" w15:restartNumberingAfterBreak="0">
+  <w:abstractNum w:abstractNumId="22" w15:restartNumberingAfterBreak="0">
     <w:nsid w:val="77C51CDC"/>
     <w:multiLevelType w:val="multilevel"/>
     <w:tmpl w:val="0832A81E"/>
@@ -3683,50 +4991,252 @@
       </w:rPr>
     </w:lvl>
   </w:abstractNum>
+  <w:abstractNum w:abstractNumId="23" w15:restartNumberingAfterBreak="0">
+    <w:nsid w:val="794C299E"/>
+    <w:multiLevelType w:val="hybridMultilevel"/>
+    <w:tmpl w:val="B6A69DF4"/>
+    <w:lvl w:ilvl="0" w:tplc="280A0013">
+      <w:start w:val="1"/>
+      <w:numFmt w:val="upperRoman"/>
+      <w:lvlText w:val="%1."/>
+      <w:lvlJc w:val="right"/>
+      <w:pPr>
+        <w:ind w:left="720" w:hanging="360"/>
+      </w:pPr>
+    </w:lvl>
+    <w:lvl w:ilvl="1" w:tplc="280A0019" w:tentative="1">
+      <w:start w:val="1"/>
+      <w:numFmt w:val="lowerLetter"/>
+      <w:lvlText w:val="%2."/>
+      <w:lvlJc w:val="left"/>
+      <w:pPr>
+        <w:ind w:left="1440" w:hanging="360"/>
+      </w:pPr>
+    </w:lvl>
+    <w:lvl w:ilvl="2" w:tplc="280A001B" w:tentative="1">
+      <w:start w:val="1"/>
+      <w:numFmt w:val="lowerRoman"/>
+      <w:lvlText w:val="%3."/>
+      <w:lvlJc w:val="right"/>
+      <w:pPr>
+        <w:ind w:left="2160" w:hanging="180"/>
+      </w:pPr>
+    </w:lvl>
+    <w:lvl w:ilvl="3" w:tplc="280A000F" w:tentative="1">
+      <w:start w:val="1"/>
+      <w:numFmt w:val="decimal"/>
+      <w:lvlText w:val="%4."/>
+      <w:lvlJc w:val="left"/>
+      <w:pPr>
+        <w:ind w:left="2880" w:hanging="360"/>
+      </w:pPr>
+    </w:lvl>
+    <w:lvl w:ilvl="4" w:tplc="280A0019" w:tentative="1">
+      <w:start w:val="1"/>
+      <w:numFmt w:val="lowerLetter"/>
+      <w:lvlText w:val="%5."/>
+      <w:lvlJc w:val="left"/>
+      <w:pPr>
+        <w:ind w:left="3600" w:hanging="360"/>
+      </w:pPr>
+    </w:lvl>
+    <w:lvl w:ilvl="5" w:tplc="280A001B" w:tentative="1">
+      <w:start w:val="1"/>
+      <w:numFmt w:val="lowerRoman"/>
+      <w:lvlText w:val="%6."/>
+      <w:lvlJc w:val="right"/>
+      <w:pPr>
+        <w:ind w:left="4320" w:hanging="180"/>
+      </w:pPr>
+    </w:lvl>
+    <w:lvl w:ilvl="6" w:tplc="280A000F" w:tentative="1">
+      <w:start w:val="1"/>
+      <w:numFmt w:val="decimal"/>
+      <w:lvlText w:val="%7."/>
+      <w:lvlJc w:val="left"/>
+      <w:pPr>
+        <w:ind w:left="5040" w:hanging="360"/>
+      </w:pPr>
+    </w:lvl>
+    <w:lvl w:ilvl="7" w:tplc="280A0019" w:tentative="1">
+      <w:start w:val="1"/>
+      <w:numFmt w:val="lowerLetter"/>
+      <w:lvlText w:val="%8."/>
+      <w:lvlJc w:val="left"/>
+      <w:pPr>
+        <w:ind w:left="5760" w:hanging="360"/>
+      </w:pPr>
+    </w:lvl>
+    <w:lvl w:ilvl="8" w:tplc="280A001B" w:tentative="1">
+      <w:start w:val="1"/>
+      <w:numFmt w:val="lowerRoman"/>
+      <w:lvlText w:val="%9."/>
+      <w:lvlJc w:val="right"/>
+      <w:pPr>
+        <w:ind w:left="6480" w:hanging="180"/>
+      </w:pPr>
+    </w:lvl>
+  </w:abstractNum>
+  <w:abstractNum w:abstractNumId="24" w15:restartNumberingAfterBreak="0">
+    <w:nsid w:val="7BC224FA"/>
+    <w:multiLevelType w:val="hybridMultilevel"/>
+    <w:tmpl w:val="77D21FFE"/>
+    <w:lvl w:ilvl="0" w:tplc="280A000F">
+      <w:start w:val="1"/>
+      <w:numFmt w:val="decimal"/>
+      <w:lvlText w:val="%1."/>
+      <w:lvlJc w:val="left"/>
+      <w:pPr>
+        <w:ind w:left="1440" w:hanging="360"/>
+      </w:pPr>
+    </w:lvl>
+    <w:lvl w:ilvl="1" w:tplc="280A0019" w:tentative="1">
+      <w:start w:val="1"/>
+      <w:numFmt w:val="lowerLetter"/>
+      <w:lvlText w:val="%2."/>
+      <w:lvlJc w:val="left"/>
+      <w:pPr>
+        <w:ind w:left="2160" w:hanging="360"/>
+      </w:pPr>
+    </w:lvl>
+    <w:lvl w:ilvl="2" w:tplc="280A001B" w:tentative="1">
+      <w:start w:val="1"/>
+      <w:numFmt w:val="lowerRoman"/>
+      <w:lvlText w:val="%3."/>
+      <w:lvlJc w:val="right"/>
+      <w:pPr>
+        <w:ind w:left="2880" w:hanging="180"/>
+      </w:pPr>
+    </w:lvl>
+    <w:lvl w:ilvl="3" w:tplc="280A000F" w:tentative="1">
+      <w:start w:val="1"/>
+      <w:numFmt w:val="decimal"/>
+      <w:lvlText w:val="%4."/>
+      <w:lvlJc w:val="left"/>
+      <w:pPr>
+        <w:ind w:left="3600" w:hanging="360"/>
+      </w:pPr>
+    </w:lvl>
+    <w:lvl w:ilvl="4" w:tplc="280A0019" w:tentative="1">
+      <w:start w:val="1"/>
+      <w:numFmt w:val="lowerLetter"/>
+      <w:lvlText w:val="%5."/>
+      <w:lvlJc w:val="left"/>
+      <w:pPr>
+        <w:ind w:left="4320" w:hanging="360"/>
+      </w:pPr>
+    </w:lvl>
+    <w:lvl w:ilvl="5" w:tplc="280A001B" w:tentative="1">
+      <w:start w:val="1"/>
+      <w:numFmt w:val="lowerRoman"/>
+      <w:lvlText w:val="%6."/>
+      <w:lvlJc w:val="right"/>
+      <w:pPr>
+        <w:ind w:left="5040" w:hanging="180"/>
+      </w:pPr>
+    </w:lvl>
+    <w:lvl w:ilvl="6" w:tplc="280A000F" w:tentative="1">
+      <w:start w:val="1"/>
+      <w:numFmt w:val="decimal"/>
+      <w:lvlText w:val="%7."/>
+      <w:lvlJc w:val="left"/>
+      <w:pPr>
+        <w:ind w:left="5760" w:hanging="360"/>
+      </w:pPr>
+    </w:lvl>
+    <w:lvl w:ilvl="7" w:tplc="280A0019" w:tentative="1">
+      <w:start w:val="1"/>
+      <w:numFmt w:val="lowerLetter"/>
+      <w:lvlText w:val="%8."/>
+      <w:lvlJc w:val="left"/>
+      <w:pPr>
+        <w:ind w:left="6480" w:hanging="360"/>
+      </w:pPr>
+    </w:lvl>
+    <w:lvl w:ilvl="8" w:tplc="280A001B" w:tentative="1">
+      <w:start w:val="1"/>
+      <w:numFmt w:val="lowerRoman"/>
+      <w:lvlText w:val="%9."/>
+      <w:lvlJc w:val="right"/>
+      <w:pPr>
+        <w:ind w:left="7200" w:hanging="180"/>
+      </w:pPr>
+    </w:lvl>
+  </w:abstractNum>
   <w:num w:numId="1" w16cid:durableId="1288127387">
+    <w:abstractNumId w:val="16"/>
+  </w:num>
+  <w:num w:numId="2" w16cid:durableId="1859394518">
+    <w:abstractNumId w:val="3"/>
+  </w:num>
+  <w:num w:numId="3" w16cid:durableId="1326131360">
+    <w:abstractNumId w:val="22"/>
+  </w:num>
+  <w:num w:numId="4" w16cid:durableId="561479109">
+    <w:abstractNumId w:val="5"/>
+  </w:num>
+  <w:num w:numId="5" w16cid:durableId="19472662">
+    <w:abstractNumId w:val="21"/>
+  </w:num>
+  <w:num w:numId="6" w16cid:durableId="1330133310">
+    <w:abstractNumId w:val="8"/>
+  </w:num>
+  <w:num w:numId="7" w16cid:durableId="1546257608">
+    <w:abstractNumId w:val="4"/>
+  </w:num>
+  <w:num w:numId="8" w16cid:durableId="22365197">
+    <w:abstractNumId w:val="17"/>
+  </w:num>
+  <w:num w:numId="9" w16cid:durableId="1879928929">
+    <w:abstractNumId w:val="2"/>
+  </w:num>
+  <w:num w:numId="10" w16cid:durableId="305359607">
+    <w:abstractNumId w:val="12"/>
+  </w:num>
+  <w:num w:numId="11" w16cid:durableId="1815680800">
+    <w:abstractNumId w:val="14"/>
+  </w:num>
+  <w:num w:numId="12" w16cid:durableId="151406943">
+    <w:abstractNumId w:val="1"/>
+  </w:num>
+  <w:num w:numId="13" w16cid:durableId="301271773">
+    <w:abstractNumId w:val="19"/>
+  </w:num>
+  <w:num w:numId="14" w16cid:durableId="755325586">
+    <w:abstractNumId w:val="20"/>
+  </w:num>
+  <w:num w:numId="15" w16cid:durableId="72703740">
     <w:abstractNumId w:val="9"/>
   </w:num>
-  <w:num w:numId="2" w16cid:durableId="1859394518">
-    <w:abstractNumId w:val="2"/>
+  <w:num w:numId="16" w16cid:durableId="61754396">
+    <w:abstractNumId w:val="0"/>
   </w:num>
-  <w:num w:numId="3" w16cid:durableId="1326131360">
-    <w:abstractNumId w:val="14"/>
+  <w:num w:numId="17" w16cid:durableId="562255769">
+    <w:abstractNumId w:val="10"/>
   </w:num>
-  <w:num w:numId="4" w16cid:durableId="561479109">
-    <w:abstractNumId w:val="4"/>
+  <w:num w:numId="18" w16cid:durableId="488129982">
+    <w:abstractNumId w:val="7"/>
   </w:num>
-  <w:num w:numId="5" w16cid:durableId="19472662">
+  <w:num w:numId="19" w16cid:durableId="356734719">
+    <w:abstractNumId w:val="6"/>
+  </w:num>
+  <w:num w:numId="20" w16cid:durableId="1526403645">
     <w:abstractNumId w:val="13"/>
   </w:num>
-  <w:num w:numId="6" w16cid:durableId="1330133310">
-    <w:abstractNumId w:val="5"/>
+  <w:num w:numId="21" w16cid:durableId="543177814">
+    <w:abstractNumId w:val="24"/>
   </w:num>
-  <w:num w:numId="7" w16cid:durableId="1546257608">
-    <w:abstractNumId w:val="3"/>
+  <w:num w:numId="22" w16cid:durableId="312418105">
+    <w:abstractNumId w:val="23"/>
   </w:num>
-  <w:num w:numId="8" w16cid:durableId="22365197">
-    <w:abstractNumId w:val="10"/>
+  <w:num w:numId="23" w16cid:durableId="1091897478">
+    <w:abstractNumId w:val="18"/>
   </w:num>
-  <w:num w:numId="9" w16cid:durableId="1879928929">
-    <w:abstractNumId w:val="1"/>
+  <w:num w:numId="24" w16cid:durableId="1829057838">
+    <w:abstractNumId w:val="15"/>
   </w:num>
-  <w:num w:numId="10" w16cid:durableId="305359607">
-    <w:abstractNumId w:val="7"/>
-  </w:num>
-  <w:num w:numId="11" w16cid:durableId="1815680800">
-    <w:abstractNumId w:val="8"/>
-  </w:num>
-  <w:num w:numId="12" w16cid:durableId="151406943">
-    <w:abstractNumId w:val="0"/>
-  </w:num>
-  <w:num w:numId="13" w16cid:durableId="301271773">
+  <w:num w:numId="25" w16cid:durableId="1558931004">
     <w:abstractNumId w:val="11"/>
-  </w:num>
-  <w:num w:numId="14" w16cid:durableId="755325586">
-    <w:abstractNumId w:val="12"/>
-  </w:num>
-  <w:num w:numId="15" w16cid:durableId="72703740">
-    <w:abstractNumId w:val="6"/>
   </w:num>
 </w:numbering>
 </file>
@@ -4136,6 +5646,7 @@
   <w:style w:type="character" w:default="1" w:styleId="Fuentedeprrafopredeter">
     <w:name w:val="Default Paragraph Font"/>
     <w:uiPriority w:val="1"/>
+    <w:semiHidden/>
     <w:unhideWhenUsed/>
   </w:style>
   <w:style w:type="table" w:default="1" w:styleId="Tablanormal">
